--- a/New HSSE Management System 2026/06-Operations/01-000001-000000-DAN-HSE-MNR-000015__Jun_2026_REV01_Scaffold_Systems.docx
+++ b/New HSSE Management System 2026/06-Operations/01-000001-000000-DAN-HSE-MNR-000015__Jun_2026_REV01_Scaffold_Systems.docx
@@ -741,7 +741,7 @@
                 <w:color w:val="542A12"/>
                 <w:sz w:val="20"/>
               </w:rPr>
-              <w:t xml:space="preserve">Standards</w:t>
+              <w:t xml:space="preserve">1.0 General Requirements</w:t>
             </w:r>
           </w:hyperlink>
         </w:p>
@@ -758,7 +758,7 @@
                 <w:color w:val="542A12"/>
                 <w:sz w:val="20"/>
               </w:rPr>
-              <w:t xml:space="preserve">Tools and References</w:t>
+              <w:t xml:space="preserve">2.0 Componenets and Materials</w:t>
             </w:r>
           </w:hyperlink>
         </w:p>
@@ -775,7 +775,7 @@
                 <w:color w:val="542A12"/>
                 <w:sz w:val="20"/>
               </w:rPr>
-              <w:t xml:space="preserve">1.0 General Requirements</w:t>
+              <w:t xml:space="preserve">3.0 Scaffold Tagging, Inspection, and Erection</w:t>
             </w:r>
           </w:hyperlink>
         </w:p>
@@ -792,7 +792,7 @@
                 <w:color w:val="542A12"/>
                 <w:sz w:val="20"/>
               </w:rPr>
-              <w:t xml:space="preserve">0.75 2.7 3 boards</w:t>
+              <w:t xml:space="preserve">4.0 Design and Planning</w:t>
             </w:r>
           </w:hyperlink>
         </w:p>
@@ -809,7 +809,7 @@
                 <w:color w:val="542A12"/>
                 <w:sz w:val="20"/>
               </w:rPr>
-              <w:t xml:space="preserve">1.50 2.4 4 boards</w:t>
+              <w:t xml:space="preserve">5.0 Special Scaffold</w:t>
             </w:r>
           </w:hyperlink>
         </w:p>
@@ -826,7 +826,7 @@
                 <w:color w:val="542A12"/>
                 <w:sz w:val="20"/>
               </w:rPr>
-              <w:t xml:space="preserve">2.00 1.8</w:t>
+              <w:t xml:space="preserve">6.0 Mobile Scaffold</w:t>
             </w:r>
           </w:hyperlink>
         </w:p>
@@ -843,7 +843,7 @@
                 <w:color w:val="542A12"/>
                 <w:sz w:val="20"/>
               </w:rPr>
-              <w:t xml:space="preserve">3.00 1.8</w:t>
+              <w:t xml:space="preserve">7.0 Training</w:t>
             </w:r>
           </w:hyperlink>
         </w:p>
@@ -860,7 +860,7 @@
                 <w:color w:val="542A12"/>
                 <w:sz w:val="20"/>
               </w:rPr>
-              <w:t xml:space="preserve">2.0 Componenets and Materials</w:t>
+              <w:t xml:space="preserve">Standards</w:t>
             </w:r>
           </w:hyperlink>
         </w:p>
@@ -877,7 +877,7 @@
                 <w:color w:val="542A12"/>
                 <w:sz w:val="20"/>
               </w:rPr>
-              <w:t xml:space="preserve">3.0 Scaffold Tagging, Inspection, and Erection</w:t>
+              <w:t xml:space="preserve">Tools and References</w:t>
             </w:r>
           </w:hyperlink>
         </w:p>
@@ -887,74 +887,6 @@
             <w:ind w:left="0"/>
           </w:pPr>
           <w:hyperlink w:anchor="_DanToc9012" w:history="1">
-            <w:r>
-              <w:rPr>
-                <w:rFonts w:ascii="Tahoma" w:hAnsi="Tahoma" w:cs="Tahoma"/>
-                <w:b/>
-                <w:color w:val="542A12"/>
-                <w:sz w:val="20"/>
-              </w:rPr>
-              <w:t xml:space="preserve">4.0 Design and Planning</w:t>
-            </w:r>
-          </w:hyperlink>
-        </w:p>
-        <w:p>
-          <w:pPr>
-            <w:spacing w:after="40" w:line="259"/>
-            <w:ind w:left="0"/>
-          </w:pPr>
-          <w:hyperlink w:anchor="_DanToc9013" w:history="1">
-            <w:r>
-              <w:rPr>
-                <w:rFonts w:ascii="Tahoma" w:hAnsi="Tahoma" w:cs="Tahoma"/>
-                <w:b/>
-                <w:color w:val="542A12"/>
-                <w:sz w:val="20"/>
-              </w:rPr>
-              <w:t xml:space="preserve">5.0 Special Scaffold</w:t>
-            </w:r>
-          </w:hyperlink>
-        </w:p>
-        <w:p>
-          <w:pPr>
-            <w:spacing w:after="40" w:line="259"/>
-            <w:ind w:left="0"/>
-          </w:pPr>
-          <w:hyperlink w:anchor="_DanToc9014" w:history="1">
-            <w:r>
-              <w:rPr>
-                <w:rFonts w:ascii="Tahoma" w:hAnsi="Tahoma" w:cs="Tahoma"/>
-                <w:b/>
-                <w:color w:val="542A12"/>
-                <w:sz w:val="20"/>
-              </w:rPr>
-              <w:t xml:space="preserve">6.0 Mobile Scaffold</w:t>
-            </w:r>
-          </w:hyperlink>
-        </w:p>
-        <w:p>
-          <w:pPr>
-            <w:spacing w:after="40" w:line="259"/>
-            <w:ind w:left="0"/>
-          </w:pPr>
-          <w:hyperlink w:anchor="_DanToc9015" w:history="1">
-            <w:r>
-              <w:rPr>
-                <w:rFonts w:ascii="Tahoma" w:hAnsi="Tahoma" w:cs="Tahoma"/>
-                <w:b/>
-                <w:color w:val="542A12"/>
-                <w:sz w:val="20"/>
-              </w:rPr>
-              <w:t xml:space="preserve">7.0 Training</w:t>
-            </w:r>
-          </w:hyperlink>
-        </w:p>
-        <w:p>
-          <w:pPr>
-            <w:spacing w:after="40" w:line="259"/>
-            <w:ind w:left="0"/>
-          </w:pPr>
-          <w:hyperlink w:anchor="_DanToc9016" w:history="1">
             <w:r>
               <w:rPr>
                 <w:rFonts w:ascii="Tahoma" w:hAnsi="Tahoma" w:cs="Tahoma"/>
@@ -1376,314 +1308,9 @@
       </w:pPr>
       <w:bookmarkStart w:id="9003" w:name="_DanToc9003"/>
       <w:r>
-        <w:t xml:space="preserve">Standards</w:t>
+        <w:t xml:space="preserve">1.0 General Requirements</w:t>
       </w:r>
       <w:bookmarkEnd w:id="9003"/>
-    </w:p>
-    <w:p>
-      <w:pPr>
-        <w:pStyle w:val="ListParagraph"/>
-        <w:numPr>
-          <w:ilvl w:val="0"/>
-          <w:numId w:val="2"/>
-        </w:numPr>
-        <w:spacing w:after="60" w:line="268"/>
-        <w:jc w:val="both"/>
-      </w:pPr>
-      <w:r>
-        <w:rPr>
-          <w:rFonts w:ascii="Tahoma" w:cs="Tahoma" w:eastAsia="Tahoma" w:hAnsi="Tahoma"/>
-          <w:sz w:val="20"/>
-          <w:szCs w:val="20"/>
-        </w:rPr>
-        <w:t xml:space="preserve">DAN Construction HSE Management System Manual (01-000001-000000-DAN-HSE-MAN-000001) and management procedures.</w:t>
-      </w:r>
-    </w:p>
-    <w:p>
-      <w:pPr>
-        <w:pStyle w:val="ListParagraph"/>
-        <w:numPr>
-          <w:ilvl w:val="0"/>
-          <w:numId w:val="2"/>
-        </w:numPr>
-        <w:spacing w:after="60" w:line="268"/>
-        <w:jc w:val="both"/>
-      </w:pPr>
-      <w:r>
-        <w:rPr>
-          <w:rFonts w:ascii="Tahoma" w:cs="Tahoma" w:eastAsia="Tahoma" w:hAnsi="Tahoma"/>
-          <w:sz w:val="20"/>
-          <w:szCs w:val="20"/>
-        </w:rPr>
-        <w:t xml:space="preserve">Saudi Labour Law – Royal Decree No. M/51, 23 Sha’ban 1426 / 27 September 2005</w:t>
-      </w:r>
-    </w:p>
-    <w:p>
-      <w:pPr>
-        <w:pStyle w:val="ListParagraph"/>
-        <w:numPr>
-          <w:ilvl w:val="0"/>
-          <w:numId w:val="2"/>
-        </w:numPr>
-        <w:spacing w:after="60" w:line="268"/>
-        <w:jc w:val="both"/>
-      </w:pPr>
-      <w:r>
-        <w:rPr>
-          <w:rFonts w:ascii="Tahoma" w:cs="Tahoma" w:eastAsia="Tahoma" w:hAnsi="Tahoma"/>
-          <w:sz w:val="20"/>
-          <w:szCs w:val="20"/>
-        </w:rPr>
-        <w:t xml:space="preserve">Technical &amp; Safety Regulation by SASO (Saudi Standards Metrology and Quality Org.)</w:t>
-      </w:r>
-    </w:p>
-    <w:p>
-      <w:pPr>
-        <w:pStyle w:val="Heading1"/>
-      </w:pPr>
-      <w:bookmarkStart w:id="9004" w:name="_DanToc9004"/>
-      <w:r>
-        <w:t xml:space="preserve">Tools and References</w:t>
-      </w:r>
-      <w:bookmarkEnd w:id="9004"/>
-    </w:p>
-    <w:p>
-      <w:pPr>
-        <w:pStyle w:val="ListParagraph"/>
-        <w:numPr>
-          <w:ilvl w:val="0"/>
-          <w:numId w:val="2"/>
-        </w:numPr>
-        <w:spacing w:after="60" w:line="268"/>
-        <w:jc w:val="both"/>
-      </w:pPr>
-      <w:r>
-        <w:rPr>
-          <w:rFonts w:ascii="Tahoma" w:cs="Tahoma" w:eastAsia="Tahoma" w:hAnsi="Tahoma"/>
-          <w:sz w:val="20"/>
-          <w:szCs w:val="20"/>
-        </w:rPr>
-        <w:t xml:space="preserve">SASO Approved Training Record of Scaffolding Erector, Inspector &amp; Supervisor</w:t>
-      </w:r>
-    </w:p>
-    <w:p>
-      <w:pPr>
-        <w:pStyle w:val="ListParagraph"/>
-        <w:numPr>
-          <w:ilvl w:val="0"/>
-          <w:numId w:val="2"/>
-        </w:numPr>
-        <w:spacing w:after="60" w:line="268"/>
-        <w:jc w:val="both"/>
-      </w:pPr>
-      <w:r>
-        <w:rPr>
-          <w:rFonts w:ascii="Tahoma" w:cs="Tahoma" w:eastAsia="Tahoma" w:hAnsi="Tahoma"/>
-          <w:sz w:val="20"/>
-          <w:szCs w:val="20"/>
-        </w:rPr>
-        <w:t xml:space="preserve">GS 217-1994 (or later), Industrial Safety and Health Regulations – Equipment: Scaffolding.</w:t>
-      </w:r>
-    </w:p>
-    <w:p>
-      <w:pPr>
-        <w:pStyle w:val="ListParagraph"/>
-        <w:numPr>
-          <w:ilvl w:val="0"/>
-          <w:numId w:val="2"/>
-        </w:numPr>
-        <w:spacing w:after="60" w:line="268"/>
-        <w:jc w:val="both"/>
-      </w:pPr>
-      <w:r>
-        <w:rPr>
-          <w:rFonts w:ascii="Tahoma" w:cs="Tahoma" w:eastAsia="Tahoma" w:hAnsi="Tahoma"/>
-          <w:sz w:val="20"/>
-          <w:szCs w:val="20"/>
-        </w:rPr>
-        <w:t xml:space="preserve">ANSI/ASSE A10.8, Safety Requirements for Scaffolding</w:t>
-      </w:r>
-    </w:p>
-    <w:p>
-      <w:pPr>
-        <w:pStyle w:val="ListParagraph"/>
-        <w:numPr>
-          <w:ilvl w:val="0"/>
-          <w:numId w:val="2"/>
-        </w:numPr>
-        <w:spacing w:after="60" w:line="268"/>
-        <w:jc w:val="both"/>
-      </w:pPr>
-      <w:r>
-        <w:rPr>
-          <w:rFonts w:ascii="Tahoma" w:cs="Tahoma" w:eastAsia="Tahoma" w:hAnsi="Tahoma"/>
-          <w:sz w:val="20"/>
-          <w:szCs w:val="20"/>
-        </w:rPr>
-        <w:t xml:space="preserve">NASC SG4:05, Preventing Falls in Scaffolding and Falsework</w:t>
-      </w:r>
-    </w:p>
-    <w:p>
-      <w:pPr>
-        <w:pStyle w:val="ListParagraph"/>
-        <w:numPr>
-          <w:ilvl w:val="0"/>
-          <w:numId w:val="2"/>
-        </w:numPr>
-        <w:spacing w:after="60" w:line="268"/>
-        <w:jc w:val="both"/>
-      </w:pPr>
-      <w:r>
-        <w:rPr>
-          <w:rFonts w:ascii="Tahoma" w:cs="Tahoma" w:eastAsia="Tahoma" w:hAnsi="Tahoma"/>
-          <w:sz w:val="20"/>
-          <w:szCs w:val="20"/>
-        </w:rPr>
-        <w:t xml:space="preserve">ASTM A123, Standard Specification for Zinc (Hot-Dip Galvanized) Coatings on Iron and Steel Products;</w:t>
-      </w:r>
-    </w:p>
-    <w:p>
-      <w:pPr>
-        <w:pStyle w:val="ListParagraph"/>
-        <w:numPr>
-          <w:ilvl w:val="0"/>
-          <w:numId w:val="2"/>
-        </w:numPr>
-        <w:spacing w:after="60" w:line="268"/>
-        <w:jc w:val="both"/>
-      </w:pPr>
-      <w:r>
-        <w:rPr>
-          <w:rFonts w:ascii="Tahoma" w:cs="Tahoma" w:eastAsia="Tahoma" w:hAnsi="Tahoma"/>
-          <w:sz w:val="20"/>
-          <w:szCs w:val="20"/>
-        </w:rPr>
-        <w:t xml:space="preserve">ASTM A370, Standard Test Methods, and Definitions for Mechanical Testing of Steel Products; ASTM</w:t>
-      </w:r>
-    </w:p>
-    <w:p>
-      <w:pPr>
-        <w:pStyle w:val="ListParagraph"/>
-        <w:numPr>
-          <w:ilvl w:val="0"/>
-          <w:numId w:val="2"/>
-        </w:numPr>
-        <w:spacing w:after="60" w:line="268"/>
-        <w:jc w:val="both"/>
-      </w:pPr>
-      <w:r>
-        <w:rPr>
-          <w:rFonts w:ascii="Tahoma" w:cs="Tahoma" w:eastAsia="Tahoma" w:hAnsi="Tahoma"/>
-          <w:sz w:val="20"/>
-          <w:szCs w:val="20"/>
-        </w:rPr>
-        <w:t xml:space="preserve">A500, Standard Specification for Cold-Formed Welded and Seamless Carbon Steel Structural Tubing in</w:t>
-      </w:r>
-    </w:p>
-    <w:p>
-      <w:pPr>
-        <w:pStyle w:val="ListParagraph"/>
-        <w:numPr>
-          <w:ilvl w:val="0"/>
-          <w:numId w:val="2"/>
-        </w:numPr>
-        <w:spacing w:after="60" w:line="268"/>
-        <w:jc w:val="both"/>
-      </w:pPr>
-      <w:r>
-        <w:rPr>
-          <w:rFonts w:ascii="Tahoma" w:cs="Tahoma" w:eastAsia="Tahoma" w:hAnsi="Tahoma"/>
-          <w:sz w:val="20"/>
-          <w:szCs w:val="20"/>
-        </w:rPr>
-        <w:t xml:space="preserve">Rounds and Shapes.</w:t>
-      </w:r>
-    </w:p>
-    <w:p>
-      <w:pPr>
-        <w:pStyle w:val="ListParagraph"/>
-        <w:numPr>
-          <w:ilvl w:val="0"/>
-          <w:numId w:val="2"/>
-        </w:numPr>
-        <w:spacing w:after="60" w:line="268"/>
-        <w:jc w:val="both"/>
-      </w:pPr>
-      <w:r>
-        <w:rPr>
-          <w:rFonts w:ascii="Tahoma" w:cs="Tahoma" w:eastAsia="Tahoma" w:hAnsi="Tahoma"/>
-          <w:sz w:val="20"/>
-          <w:szCs w:val="20"/>
-        </w:rPr>
-        <w:t xml:space="preserve">OSHA Standard 1910.451, 1910.454 General Requirement for Scaffold</w:t>
-      </w:r>
-    </w:p>
-    <w:p>
-      <w:pPr>
-        <w:pStyle w:val="ListParagraph"/>
-        <w:numPr>
-          <w:ilvl w:val="0"/>
-          <w:numId w:val="2"/>
-        </w:numPr>
-        <w:spacing w:after="60" w:line="268"/>
-        <w:jc w:val="both"/>
-      </w:pPr>
-      <w:r>
-        <w:rPr>
-          <w:rFonts w:ascii="Tahoma" w:cs="Tahoma" w:eastAsia="Tahoma" w:hAnsi="Tahoma"/>
-          <w:sz w:val="20"/>
-          <w:szCs w:val="20"/>
-        </w:rPr>
-        <w:t xml:space="preserve">29 CFR 1926, Subpart L, Scaffolds</w:t>
-      </w:r>
-    </w:p>
-    <w:p>
-      <w:pPr>
-        <w:pStyle w:val="ListParagraph"/>
-        <w:numPr>
-          <w:ilvl w:val="0"/>
-          <w:numId w:val="2"/>
-        </w:numPr>
-        <w:spacing w:after="60" w:line="268"/>
-        <w:jc w:val="both"/>
-      </w:pPr>
-      <w:r>
-        <w:rPr>
-          <w:rFonts w:ascii="Tahoma" w:cs="Tahoma" w:eastAsia="Tahoma" w:hAnsi="Tahoma"/>
-          <w:sz w:val="20"/>
-          <w:szCs w:val="20"/>
-        </w:rPr>
-        <w:t xml:space="preserve">OSHA 3150, A Guide to Scaffold Use in the Construction Industry</w:t>
-      </w:r>
-    </w:p>
-    <w:p>
-      <w:pPr>
-        <w:pStyle w:val="ListParagraph"/>
-        <w:numPr>
-          <w:ilvl w:val="0"/>
-          <w:numId w:val="2"/>
-        </w:numPr>
-        <w:spacing w:after="60" w:line="268"/>
-        <w:jc w:val="both"/>
-      </w:pPr>
-      <w:r>
-        <w:rPr>
-          <w:rFonts w:ascii="Tahoma" w:cs="Tahoma" w:eastAsia="Tahoma" w:hAnsi="Tahoma"/>
-          <w:sz w:val="20"/>
-          <w:szCs w:val="20"/>
-        </w:rPr>
-        <w:t xml:space="preserve">BSEN-12810 &amp; BSEN-12811</w:t>
-      </w:r>
-    </w:p>
-    <w:p>
-      <w:pPr>
-        <w:pStyle w:val="Heading1"/>
-      </w:pPr>
-      <w:bookmarkStart w:id="9005" w:name="_DanToc9005"/>
-      <w:r>
-        <w:t xml:space="preserve">1.0 General Requirements</w:t>
-      </w:r>
-      <w:bookmarkEnd w:id="9005"/>
     </w:p>
     <w:p>
       <w:pPr>
@@ -2169,114 +1796,940 @@
           <w:sz w:val="20"/>
           <w:szCs w:val="20"/>
         </w:rPr>
-        <w:t xml:space="preserve">The following are example classification of scaffolding to be used per load class: Scaffolding Classification Use of Platform Distribution Load on Platform kN/M2 Maximum Spacing Between Standards (Bay Length in Meter) Commonly Used Width Using 223mm Boards Typical Loads Example Per Bay Very Light Duty Inspection, painting, stone cleaning, light cleaning and access</w:t>
-      </w:r>
-    </w:p>
+        <w:t xml:space="preserve">The following are example classification of scaffolding to be used per load class:</w:t>
+      </w:r>
+    </w:p>
+    <w:tbl>
+      <w:tblPr>
+        <w:tblW w:type="dxa" w:w="9360"/>
+        <w:tblBorders>
+          <w:top w:val="single" w:color="auto" w:sz="4"/>
+          <w:left w:val="single" w:color="auto" w:sz="4"/>
+          <w:bottom w:val="single" w:color="auto" w:sz="4"/>
+          <w:right w:val="single" w:color="auto" w:sz="4"/>
+          <w:insideH w:val="single" w:color="auto" w:sz="4"/>
+          <w:insideV w:val="single" w:color="auto" w:sz="4"/>
+        </w:tblBorders>
+      </w:tblPr>
+      <w:tblGrid>
+        <w:gridCol w:w="1300"/>
+        <w:gridCol w:w="2600"/>
+        <w:gridCol w:w="1200"/>
+        <w:gridCol w:w="900"/>
+        <w:gridCol w:w="1360"/>
+        <w:gridCol w:w="2000"/>
+      </w:tblGrid>
+      <w:tr>
+        <w:trPr>
+          <w:tblHeader/>
+        </w:trPr>
+        <w:tc>
+          <w:tcPr>
+            <w:tcW w:type="dxa" w:w="1300"/>
+            <w:tcBorders>
+              <w:top w:val="single" w:color="BFB3AA" w:sz="4"/>
+              <w:left w:val="single" w:color="BFB3AA" w:sz="4"/>
+              <w:bottom w:val="single" w:color="BFB3AA" w:sz="4"/>
+              <w:right w:val="single" w:color="BFB3AA" w:sz="4"/>
+            </w:tcBorders>
+            <w:shd w:fill="542A12" w:color="auto" w:val="clear"/>
+            <w:tcMar>
+              <w:top w:type="dxa" w:w="60"/>
+              <w:left w:type="dxa" w:w="120"/>
+              <w:bottom w:type="dxa" w:w="60"/>
+              <w:right w:type="dxa" w:w="120"/>
+            </w:tcMar>
+            <w:vAlign w:val="center"/>
+          </w:tcPr>
+          <w:p>
+            <w:r>
+              <w:rPr>
+                <w:rFonts w:ascii="Tahoma" w:cs="Tahoma" w:eastAsia="Tahoma" w:hAnsi="Tahoma"/>
+                <w:b/>
+                <w:bCs/>
+                <w:color w:val="FFFFFF"/>
+                <w:sz w:val="18"/>
+                <w:szCs w:val="18"/>
+              </w:rPr>
+              <w:t xml:space="preserve">Scaffolding classification</w:t>
+            </w:r>
+          </w:p>
+        </w:tc>
+        <w:tc>
+          <w:tcPr>
+            <w:tcW w:type="dxa" w:w="2600"/>
+            <w:tcBorders>
+              <w:top w:val="single" w:color="BFB3AA" w:sz="4"/>
+              <w:left w:val="single" w:color="BFB3AA" w:sz="4"/>
+              <w:bottom w:val="single" w:color="BFB3AA" w:sz="4"/>
+              <w:right w:val="single" w:color="BFB3AA" w:sz="4"/>
+            </w:tcBorders>
+            <w:shd w:fill="542A12" w:color="auto" w:val="clear"/>
+            <w:tcMar>
+              <w:top w:type="dxa" w:w="60"/>
+              <w:left w:type="dxa" w:w="120"/>
+              <w:bottom w:type="dxa" w:w="60"/>
+              <w:right w:type="dxa" w:w="120"/>
+            </w:tcMar>
+            <w:vAlign w:val="center"/>
+          </w:tcPr>
+          <w:p>
+            <w:r>
+              <w:rPr>
+                <w:rFonts w:ascii="Tahoma" w:cs="Tahoma" w:eastAsia="Tahoma" w:hAnsi="Tahoma"/>
+                <w:b/>
+                <w:bCs/>
+                <w:color w:val="FFFFFF"/>
+                <w:sz w:val="18"/>
+                <w:szCs w:val="18"/>
+              </w:rPr>
+              <w:t xml:space="preserve">Use of platform</w:t>
+            </w:r>
+          </w:p>
+        </w:tc>
+        <w:tc>
+          <w:tcPr>
+            <w:tcW w:type="dxa" w:w="1200"/>
+            <w:tcBorders>
+              <w:top w:val="single" w:color="BFB3AA" w:sz="4"/>
+              <w:left w:val="single" w:color="BFB3AA" w:sz="4"/>
+              <w:bottom w:val="single" w:color="BFB3AA" w:sz="4"/>
+              <w:right w:val="single" w:color="BFB3AA" w:sz="4"/>
+            </w:tcBorders>
+            <w:shd w:fill="542A12" w:color="auto" w:val="clear"/>
+            <w:tcMar>
+              <w:top w:type="dxa" w:w="60"/>
+              <w:left w:type="dxa" w:w="120"/>
+              <w:bottom w:type="dxa" w:w="60"/>
+              <w:right w:type="dxa" w:w="120"/>
+            </w:tcMar>
+            <w:vAlign w:val="center"/>
+          </w:tcPr>
+          <w:p>
+            <w:r>
+              <w:rPr>
+                <w:rFonts w:ascii="Tahoma" w:cs="Tahoma" w:eastAsia="Tahoma" w:hAnsi="Tahoma"/>
+                <w:b/>
+                <w:bCs/>
+                <w:color w:val="FFFFFF"/>
+                <w:sz w:val="18"/>
+                <w:szCs w:val="18"/>
+              </w:rPr>
+              <w:t xml:space="preserve">Distributed load on platform (kN/m²)</w:t>
+            </w:r>
+          </w:p>
+        </w:tc>
+        <w:tc>
+          <w:tcPr>
+            <w:tcW w:type="dxa" w:w="900"/>
+            <w:tcBorders>
+              <w:top w:val="single" w:color="BFB3AA" w:sz="4"/>
+              <w:left w:val="single" w:color="BFB3AA" w:sz="4"/>
+              <w:bottom w:val="single" w:color="BFB3AA" w:sz="4"/>
+              <w:right w:val="single" w:color="BFB3AA" w:sz="4"/>
+            </w:tcBorders>
+            <w:shd w:fill="542A12" w:color="auto" w:val="clear"/>
+            <w:tcMar>
+              <w:top w:type="dxa" w:w="60"/>
+              <w:left w:type="dxa" w:w="120"/>
+              <w:bottom w:type="dxa" w:w="60"/>
+              <w:right w:type="dxa" w:w="120"/>
+            </w:tcMar>
+            <w:vAlign w:val="center"/>
+          </w:tcPr>
+          <w:p>
+            <w:r>
+              <w:rPr>
+                <w:rFonts w:ascii="Tahoma" w:cs="Tahoma" w:eastAsia="Tahoma" w:hAnsi="Tahoma"/>
+                <w:b/>
+                <w:bCs/>
+                <w:color w:val="FFFFFF"/>
+                <w:sz w:val="18"/>
+                <w:szCs w:val="18"/>
+              </w:rPr>
+              <w:t xml:space="preserve">Maximum bay length (m)</w:t>
+            </w:r>
+          </w:p>
+        </w:tc>
+        <w:tc>
+          <w:tcPr>
+            <w:tcW w:type="dxa" w:w="1360"/>
+            <w:tcBorders>
+              <w:top w:val="single" w:color="BFB3AA" w:sz="4"/>
+              <w:left w:val="single" w:color="BFB3AA" w:sz="4"/>
+              <w:bottom w:val="single" w:color="BFB3AA" w:sz="4"/>
+              <w:right w:val="single" w:color="BFB3AA" w:sz="4"/>
+            </w:tcBorders>
+            <w:shd w:fill="542A12" w:color="auto" w:val="clear"/>
+            <w:tcMar>
+              <w:top w:type="dxa" w:w="60"/>
+              <w:left w:type="dxa" w:w="120"/>
+              <w:bottom w:type="dxa" w:w="60"/>
+              <w:right w:type="dxa" w:w="120"/>
+            </w:tcMar>
+            <w:vAlign w:val="center"/>
+          </w:tcPr>
+          <w:p>
+            <w:r>
+              <w:rPr>
+                <w:rFonts w:ascii="Tahoma" w:cs="Tahoma" w:eastAsia="Tahoma" w:hAnsi="Tahoma"/>
+                <w:b/>
+                <w:bCs/>
+                <w:color w:val="FFFFFF"/>
+                <w:sz w:val="18"/>
+                <w:szCs w:val="18"/>
+              </w:rPr>
+              <w:t xml:space="preserve">Common width (223 mm boards)</w:t>
+            </w:r>
+          </w:p>
+        </w:tc>
+        <w:tc>
+          <w:tcPr>
+            <w:tcW w:type="dxa" w:w="2000"/>
+            <w:tcBorders>
+              <w:top w:val="single" w:color="BFB3AA" w:sz="4"/>
+              <w:left w:val="single" w:color="BFB3AA" w:sz="4"/>
+              <w:bottom w:val="single" w:color="BFB3AA" w:sz="4"/>
+              <w:right w:val="single" w:color="BFB3AA" w:sz="4"/>
+            </w:tcBorders>
+            <w:shd w:fill="542A12" w:color="auto" w:val="clear"/>
+            <w:tcMar>
+              <w:top w:type="dxa" w:w="60"/>
+              <w:left w:type="dxa" w:w="120"/>
+              <w:bottom w:type="dxa" w:w="60"/>
+              <w:right w:type="dxa" w:w="120"/>
+            </w:tcMar>
+            <w:vAlign w:val="center"/>
+          </w:tcPr>
+          <w:p>
+            <w:r>
+              <w:rPr>
+                <w:rFonts w:ascii="Tahoma" w:cs="Tahoma" w:eastAsia="Tahoma" w:hAnsi="Tahoma"/>
+                <w:b/>
+                <w:bCs/>
+                <w:color w:val="FFFFFF"/>
+                <w:sz w:val="18"/>
+                <w:szCs w:val="18"/>
+              </w:rPr>
+              <w:t xml:space="preserve">Typical load example per bay</w:t>
+            </w:r>
+          </w:p>
+        </w:tc>
+      </w:tr>
+      <w:tr>
+        <w:tc>
+          <w:tcPr>
+            <w:tcW w:type="dxa" w:w="1300"/>
+            <w:tcBorders>
+              <w:top w:val="single" w:color="BFB3AA" w:sz="4"/>
+              <w:left w:val="single" w:color="BFB3AA" w:sz="4"/>
+              <w:bottom w:val="single" w:color="BFB3AA" w:sz="4"/>
+              <w:right w:val="single" w:color="BFB3AA" w:sz="4"/>
+            </w:tcBorders>
+            <w:tcMar>
+              <w:top w:type="dxa" w:w="60"/>
+              <w:left w:type="dxa" w:w="120"/>
+              <w:bottom w:type="dxa" w:w="60"/>
+              <w:right w:type="dxa" w:w="120"/>
+            </w:tcMar>
+            <w:vAlign w:val="center"/>
+          </w:tcPr>
+          <w:p>
+            <w:r>
+              <w:rPr>
+                <w:rFonts w:ascii="Tahoma" w:cs="Tahoma" w:eastAsia="Tahoma" w:hAnsi="Tahoma"/>
+                <w:color w:val="222222"/>
+                <w:sz w:val="18"/>
+                <w:szCs w:val="18"/>
+              </w:rPr>
+              <w:t xml:space="preserve">Very Light Duty</w:t>
+            </w:r>
+          </w:p>
+        </w:tc>
+        <w:tc>
+          <w:tcPr>
+            <w:tcW w:type="dxa" w:w="2600"/>
+            <w:tcBorders>
+              <w:top w:val="single" w:color="BFB3AA" w:sz="4"/>
+              <w:left w:val="single" w:color="BFB3AA" w:sz="4"/>
+              <w:bottom w:val="single" w:color="BFB3AA" w:sz="4"/>
+              <w:right w:val="single" w:color="BFB3AA" w:sz="4"/>
+            </w:tcBorders>
+            <w:tcMar>
+              <w:top w:type="dxa" w:w="60"/>
+              <w:left w:type="dxa" w:w="120"/>
+              <w:bottom w:type="dxa" w:w="60"/>
+              <w:right w:type="dxa" w:w="120"/>
+            </w:tcMar>
+            <w:vAlign w:val="center"/>
+          </w:tcPr>
+          <w:p>
+            <w:r>
+              <w:rPr>
+                <w:rFonts w:ascii="Tahoma" w:cs="Tahoma" w:eastAsia="Tahoma" w:hAnsi="Tahoma"/>
+                <w:color w:val="222222"/>
+                <w:sz w:val="18"/>
+                <w:szCs w:val="18"/>
+              </w:rPr>
+              <w:t xml:space="preserve">Inspection, painting, stone cleaning, light cleaning and access</w:t>
+            </w:r>
+          </w:p>
+        </w:tc>
+        <w:tc>
+          <w:tcPr>
+            <w:tcW w:type="dxa" w:w="1200"/>
+            <w:tcBorders>
+              <w:top w:val="single" w:color="BFB3AA" w:sz="4"/>
+              <w:left w:val="single" w:color="BFB3AA" w:sz="4"/>
+              <w:bottom w:val="single" w:color="BFB3AA" w:sz="4"/>
+              <w:right w:val="single" w:color="BFB3AA" w:sz="4"/>
+            </w:tcBorders>
+            <w:tcMar>
+              <w:top w:type="dxa" w:w="60"/>
+              <w:left w:type="dxa" w:w="120"/>
+              <w:bottom w:type="dxa" w:w="60"/>
+              <w:right w:type="dxa" w:w="120"/>
+            </w:tcMar>
+            <w:vAlign w:val="center"/>
+          </w:tcPr>
+          <w:p>
+            <w:r>
+              <w:rPr>
+                <w:rFonts w:ascii="Tahoma" w:cs="Tahoma" w:eastAsia="Tahoma" w:hAnsi="Tahoma"/>
+                <w:color w:val="222222"/>
+                <w:sz w:val="18"/>
+                <w:szCs w:val="18"/>
+              </w:rPr>
+              <w:t xml:space="preserve">0.75</w:t>
+            </w:r>
+          </w:p>
+        </w:tc>
+        <w:tc>
+          <w:tcPr>
+            <w:tcW w:type="dxa" w:w="900"/>
+            <w:tcBorders>
+              <w:top w:val="single" w:color="BFB3AA" w:sz="4"/>
+              <w:left w:val="single" w:color="BFB3AA" w:sz="4"/>
+              <w:bottom w:val="single" w:color="BFB3AA" w:sz="4"/>
+              <w:right w:val="single" w:color="BFB3AA" w:sz="4"/>
+            </w:tcBorders>
+            <w:tcMar>
+              <w:top w:type="dxa" w:w="60"/>
+              <w:left w:type="dxa" w:w="120"/>
+              <w:bottom w:type="dxa" w:w="60"/>
+              <w:right w:type="dxa" w:w="120"/>
+            </w:tcMar>
+            <w:vAlign w:val="center"/>
+          </w:tcPr>
+          <w:p>
+            <w:r>
+              <w:rPr>
+                <w:rFonts w:ascii="Tahoma" w:cs="Tahoma" w:eastAsia="Tahoma" w:hAnsi="Tahoma"/>
+                <w:color w:val="222222"/>
+                <w:sz w:val="18"/>
+                <w:szCs w:val="18"/>
+              </w:rPr>
+              <w:t xml:space="preserve">2.7</w:t>
+            </w:r>
+          </w:p>
+        </w:tc>
+        <w:tc>
+          <w:tcPr>
+            <w:tcW w:type="dxa" w:w="1360"/>
+            <w:tcBorders>
+              <w:top w:val="single" w:color="BFB3AA" w:sz="4"/>
+              <w:left w:val="single" w:color="BFB3AA" w:sz="4"/>
+              <w:bottom w:val="single" w:color="BFB3AA" w:sz="4"/>
+              <w:right w:val="single" w:color="BFB3AA" w:sz="4"/>
+            </w:tcBorders>
+            <w:tcMar>
+              <w:top w:type="dxa" w:w="60"/>
+              <w:left w:type="dxa" w:w="120"/>
+              <w:bottom w:type="dxa" w:w="60"/>
+              <w:right w:type="dxa" w:w="120"/>
+            </w:tcMar>
+            <w:vAlign w:val="center"/>
+          </w:tcPr>
+          <w:p>
+            <w:r>
+              <w:rPr>
+                <w:rFonts w:ascii="Tahoma" w:cs="Tahoma" w:eastAsia="Tahoma" w:hAnsi="Tahoma"/>
+                <w:color w:val="222222"/>
+                <w:sz w:val="18"/>
+                <w:szCs w:val="18"/>
+              </w:rPr>
+              <w:t xml:space="preserve">3 boards</w:t>
+            </w:r>
+          </w:p>
+        </w:tc>
+        <w:tc>
+          <w:tcPr>
+            <w:tcW w:type="dxa" w:w="2000"/>
+            <w:tcBorders>
+              <w:top w:val="single" w:color="BFB3AA" w:sz="4"/>
+              <w:left w:val="single" w:color="BFB3AA" w:sz="4"/>
+              <w:bottom w:val="single" w:color="BFB3AA" w:sz="4"/>
+              <w:right w:val="single" w:color="BFB3AA" w:sz="4"/>
+            </w:tcBorders>
+            <w:tcMar>
+              <w:top w:type="dxa" w:w="60"/>
+              <w:left w:type="dxa" w:w="120"/>
+              <w:bottom w:type="dxa" w:w="60"/>
+              <w:right w:type="dxa" w:w="120"/>
+            </w:tcMar>
+            <w:vAlign w:val="center"/>
+          </w:tcPr>
+          <w:p>
+            <w:r>
+              <w:rPr>
+                <w:rFonts w:ascii="Tahoma" w:cs="Tahoma" w:eastAsia="Tahoma" w:hAnsi="Tahoma"/>
+                <w:color w:val="222222"/>
+                <w:sz w:val="18"/>
+                <w:szCs w:val="18"/>
+              </w:rPr>
+              <w:t xml:space="preserve">1 man + tools. No material</w:t>
+            </w:r>
+          </w:p>
+        </w:tc>
+      </w:tr>
+      <w:tr>
+        <w:tc>
+          <w:tcPr>
+            <w:tcW w:type="dxa" w:w="1300"/>
+            <w:tcBorders>
+              <w:top w:val="single" w:color="BFB3AA" w:sz="4"/>
+              <w:left w:val="single" w:color="BFB3AA" w:sz="4"/>
+              <w:bottom w:val="single" w:color="BFB3AA" w:sz="4"/>
+              <w:right w:val="single" w:color="BFB3AA" w:sz="4"/>
+            </w:tcBorders>
+            <w:tcMar>
+              <w:top w:type="dxa" w:w="60"/>
+              <w:left w:type="dxa" w:w="120"/>
+              <w:bottom w:type="dxa" w:w="60"/>
+              <w:right w:type="dxa" w:w="120"/>
+            </w:tcMar>
+            <w:vAlign w:val="center"/>
+          </w:tcPr>
+          <w:p>
+            <w:r>
+              <w:rPr>
+                <w:rFonts w:ascii="Tahoma" w:cs="Tahoma" w:eastAsia="Tahoma" w:hAnsi="Tahoma"/>
+                <w:color w:val="222222"/>
+                <w:sz w:val="18"/>
+                <w:szCs w:val="18"/>
+              </w:rPr>
+              <w:t xml:space="preserve">Light Duty</w:t>
+            </w:r>
+          </w:p>
+        </w:tc>
+        <w:tc>
+          <w:tcPr>
+            <w:tcW w:type="dxa" w:w="2600"/>
+            <w:tcBorders>
+              <w:top w:val="single" w:color="BFB3AA" w:sz="4"/>
+              <w:left w:val="single" w:color="BFB3AA" w:sz="4"/>
+              <w:bottom w:val="single" w:color="BFB3AA" w:sz="4"/>
+              <w:right w:val="single" w:color="BFB3AA" w:sz="4"/>
+            </w:tcBorders>
+            <w:tcMar>
+              <w:top w:type="dxa" w:w="60"/>
+              <w:left w:type="dxa" w:w="120"/>
+              <w:bottom w:type="dxa" w:w="60"/>
+              <w:right w:type="dxa" w:w="120"/>
+            </w:tcMar>
+            <w:vAlign w:val="center"/>
+          </w:tcPr>
+          <w:p>
+            <w:r>
+              <w:rPr>
+                <w:rFonts w:ascii="Tahoma" w:cs="Tahoma" w:eastAsia="Tahoma" w:hAnsi="Tahoma"/>
+                <w:color w:val="222222"/>
+                <w:sz w:val="18"/>
+                <w:szCs w:val="18"/>
+              </w:rPr>
+              <w:t xml:space="preserve">Plastering, painting, stone cleaning, glazing and pointing</w:t>
+            </w:r>
+          </w:p>
+        </w:tc>
+        <w:tc>
+          <w:tcPr>
+            <w:tcW w:type="dxa" w:w="1200"/>
+            <w:tcBorders>
+              <w:top w:val="single" w:color="BFB3AA" w:sz="4"/>
+              <w:left w:val="single" w:color="BFB3AA" w:sz="4"/>
+              <w:bottom w:val="single" w:color="BFB3AA" w:sz="4"/>
+              <w:right w:val="single" w:color="BFB3AA" w:sz="4"/>
+            </w:tcBorders>
+            <w:tcMar>
+              <w:top w:type="dxa" w:w="60"/>
+              <w:left w:type="dxa" w:w="120"/>
+              <w:bottom w:type="dxa" w:w="60"/>
+              <w:right w:type="dxa" w:w="120"/>
+            </w:tcMar>
+            <w:vAlign w:val="center"/>
+          </w:tcPr>
+          <w:p>
+            <w:r>
+              <w:rPr>
+                <w:rFonts w:ascii="Tahoma" w:cs="Tahoma" w:eastAsia="Tahoma" w:hAnsi="Tahoma"/>
+                <w:color w:val="222222"/>
+                <w:sz w:val="18"/>
+                <w:szCs w:val="18"/>
+              </w:rPr>
+              <w:t xml:space="preserve">1.50</w:t>
+            </w:r>
+          </w:p>
+        </w:tc>
+        <w:tc>
+          <w:tcPr>
+            <w:tcW w:type="dxa" w:w="900"/>
+            <w:tcBorders>
+              <w:top w:val="single" w:color="BFB3AA" w:sz="4"/>
+              <w:left w:val="single" w:color="BFB3AA" w:sz="4"/>
+              <w:bottom w:val="single" w:color="BFB3AA" w:sz="4"/>
+              <w:right w:val="single" w:color="BFB3AA" w:sz="4"/>
+            </w:tcBorders>
+            <w:tcMar>
+              <w:top w:type="dxa" w:w="60"/>
+              <w:left w:type="dxa" w:w="120"/>
+              <w:bottom w:type="dxa" w:w="60"/>
+              <w:right w:type="dxa" w:w="120"/>
+            </w:tcMar>
+            <w:vAlign w:val="center"/>
+          </w:tcPr>
+          <w:p>
+            <w:r>
+              <w:rPr>
+                <w:rFonts w:ascii="Tahoma" w:cs="Tahoma" w:eastAsia="Tahoma" w:hAnsi="Tahoma"/>
+                <w:color w:val="222222"/>
+                <w:sz w:val="18"/>
+                <w:szCs w:val="18"/>
+              </w:rPr>
+              <w:t xml:space="preserve">2.4</w:t>
+            </w:r>
+          </w:p>
+        </w:tc>
+        <w:tc>
+          <w:tcPr>
+            <w:tcW w:type="dxa" w:w="1360"/>
+            <w:tcBorders>
+              <w:top w:val="single" w:color="BFB3AA" w:sz="4"/>
+              <w:left w:val="single" w:color="BFB3AA" w:sz="4"/>
+              <w:bottom w:val="single" w:color="BFB3AA" w:sz="4"/>
+              <w:right w:val="single" w:color="BFB3AA" w:sz="4"/>
+            </w:tcBorders>
+            <w:tcMar>
+              <w:top w:type="dxa" w:w="60"/>
+              <w:left w:type="dxa" w:w="120"/>
+              <w:bottom w:type="dxa" w:w="60"/>
+              <w:right w:type="dxa" w:w="120"/>
+            </w:tcMar>
+            <w:vAlign w:val="center"/>
+          </w:tcPr>
+          <w:p>
+            <w:r>
+              <w:rPr>
+                <w:rFonts w:ascii="Tahoma" w:cs="Tahoma" w:eastAsia="Tahoma" w:hAnsi="Tahoma"/>
+                <w:color w:val="222222"/>
+                <w:sz w:val="18"/>
+                <w:szCs w:val="18"/>
+              </w:rPr>
+              <w:t xml:space="preserve">4 boards</w:t>
+            </w:r>
+          </w:p>
+        </w:tc>
+        <w:tc>
+          <w:tcPr>
+            <w:tcW w:type="dxa" w:w="2000"/>
+            <w:tcBorders>
+              <w:top w:val="single" w:color="BFB3AA" w:sz="4"/>
+              <w:left w:val="single" w:color="BFB3AA" w:sz="4"/>
+              <w:bottom w:val="single" w:color="BFB3AA" w:sz="4"/>
+              <w:right w:val="single" w:color="BFB3AA" w:sz="4"/>
+            </w:tcBorders>
+            <w:tcMar>
+              <w:top w:type="dxa" w:w="60"/>
+              <w:left w:type="dxa" w:w="120"/>
+              <w:bottom w:type="dxa" w:w="60"/>
+              <w:right w:type="dxa" w:w="120"/>
+            </w:tcMar>
+            <w:vAlign w:val="center"/>
+          </w:tcPr>
+          <w:p>
+            <w:r>
+              <w:rPr>
+                <w:rFonts w:ascii="Tahoma" w:cs="Tahoma" w:eastAsia="Tahoma" w:hAnsi="Tahoma"/>
+                <w:color w:val="222222"/>
+                <w:sz w:val="18"/>
+                <w:szCs w:val="18"/>
+              </w:rPr>
+              <w:t xml:space="preserve">2 men + tools. No material</w:t>
+            </w:r>
+          </w:p>
+        </w:tc>
+      </w:tr>
+      <w:tr>
+        <w:tc>
+          <w:tcPr>
+            <w:tcW w:type="dxa" w:w="1300"/>
+            <w:tcBorders>
+              <w:top w:val="single" w:color="BFB3AA" w:sz="4"/>
+              <w:left w:val="single" w:color="BFB3AA" w:sz="4"/>
+              <w:bottom w:val="single" w:color="BFB3AA" w:sz="4"/>
+              <w:right w:val="single" w:color="BFB3AA" w:sz="4"/>
+            </w:tcBorders>
+            <w:tcMar>
+              <w:top w:type="dxa" w:w="60"/>
+              <w:left w:type="dxa" w:w="120"/>
+              <w:bottom w:type="dxa" w:w="60"/>
+              <w:right w:type="dxa" w:w="120"/>
+            </w:tcMar>
+            <w:vAlign w:val="center"/>
+          </w:tcPr>
+          <w:p>
+            <w:r>
+              <w:rPr>
+                <w:rFonts w:ascii="Tahoma" w:cs="Tahoma" w:eastAsia="Tahoma" w:hAnsi="Tahoma"/>
+                <w:color w:val="222222"/>
+                <w:sz w:val="18"/>
+                <w:szCs w:val="18"/>
+              </w:rPr>
+              <w:t xml:space="preserve">General Purpose</w:t>
+            </w:r>
+          </w:p>
+        </w:tc>
+        <w:tc>
+          <w:tcPr>
+            <w:tcW w:type="dxa" w:w="2600"/>
+            <w:tcBorders>
+              <w:top w:val="single" w:color="BFB3AA" w:sz="4"/>
+              <w:left w:val="single" w:color="BFB3AA" w:sz="4"/>
+              <w:bottom w:val="single" w:color="BFB3AA" w:sz="4"/>
+              <w:right w:val="single" w:color="BFB3AA" w:sz="4"/>
+            </w:tcBorders>
+            <w:tcMar>
+              <w:top w:type="dxa" w:w="60"/>
+              <w:left w:type="dxa" w:w="120"/>
+              <w:bottom w:type="dxa" w:w="60"/>
+              <w:right w:type="dxa" w:w="120"/>
+            </w:tcMar>
+            <w:vAlign w:val="center"/>
+          </w:tcPr>
+          <w:p>
+            <w:r>
+              <w:rPr>
+                <w:rFonts w:ascii="Tahoma" w:cs="Tahoma" w:eastAsia="Tahoma" w:hAnsi="Tahoma"/>
+                <w:color w:val="222222"/>
+                <w:sz w:val="18"/>
+                <w:szCs w:val="18"/>
+              </w:rPr>
+              <w:t xml:space="preserve">General building work including brickwork, window and mullion fixing, rendering, plastering, welding, electrical</w:t>
+            </w:r>
+          </w:p>
+        </w:tc>
+        <w:tc>
+          <w:tcPr>
+            <w:tcW w:type="dxa" w:w="1200"/>
+            <w:tcBorders>
+              <w:top w:val="single" w:color="BFB3AA" w:sz="4"/>
+              <w:left w:val="single" w:color="BFB3AA" w:sz="4"/>
+              <w:bottom w:val="single" w:color="BFB3AA" w:sz="4"/>
+              <w:right w:val="single" w:color="BFB3AA" w:sz="4"/>
+            </w:tcBorders>
+            <w:tcMar>
+              <w:top w:type="dxa" w:w="60"/>
+              <w:left w:type="dxa" w:w="120"/>
+              <w:bottom w:type="dxa" w:w="60"/>
+              <w:right w:type="dxa" w:w="120"/>
+            </w:tcMar>
+            <w:vAlign w:val="center"/>
+          </w:tcPr>
+          <w:p>
+            <w:r>
+              <w:rPr>
+                <w:rFonts w:ascii="Tahoma" w:cs="Tahoma" w:eastAsia="Tahoma" w:hAnsi="Tahoma"/>
+                <w:color w:val="222222"/>
+                <w:sz w:val="18"/>
+                <w:szCs w:val="18"/>
+              </w:rPr>
+              <w:t xml:space="preserve">2.00</w:t>
+            </w:r>
+          </w:p>
+        </w:tc>
+        <w:tc>
+          <w:tcPr>
+            <w:tcW w:type="dxa" w:w="900"/>
+            <w:tcBorders>
+              <w:top w:val="single" w:color="BFB3AA" w:sz="4"/>
+              <w:left w:val="single" w:color="BFB3AA" w:sz="4"/>
+              <w:bottom w:val="single" w:color="BFB3AA" w:sz="4"/>
+              <w:right w:val="single" w:color="BFB3AA" w:sz="4"/>
+            </w:tcBorders>
+            <w:tcMar>
+              <w:top w:type="dxa" w:w="60"/>
+              <w:left w:type="dxa" w:w="120"/>
+              <w:bottom w:type="dxa" w:w="60"/>
+              <w:right w:type="dxa" w:w="120"/>
+            </w:tcMar>
+            <w:vAlign w:val="center"/>
+          </w:tcPr>
+          <w:p>
+            <w:r>
+              <w:rPr>
+                <w:rFonts w:ascii="Tahoma" w:cs="Tahoma" w:eastAsia="Tahoma" w:hAnsi="Tahoma"/>
+                <w:color w:val="222222"/>
+                <w:sz w:val="18"/>
+                <w:szCs w:val="18"/>
+              </w:rPr>
+              <w:t xml:space="preserve">1.8</w:t>
+            </w:r>
+          </w:p>
+        </w:tc>
+        <w:tc>
+          <w:tcPr>
+            <w:tcW w:type="dxa" w:w="1360"/>
+            <w:tcBorders>
+              <w:top w:val="single" w:color="BFB3AA" w:sz="4"/>
+              <w:left w:val="single" w:color="BFB3AA" w:sz="4"/>
+              <w:bottom w:val="single" w:color="BFB3AA" w:sz="4"/>
+              <w:right w:val="single" w:color="BFB3AA" w:sz="4"/>
+            </w:tcBorders>
+            <w:tcMar>
+              <w:top w:type="dxa" w:w="60"/>
+              <w:left w:type="dxa" w:w="120"/>
+              <w:bottom w:type="dxa" w:w="60"/>
+              <w:right w:type="dxa" w:w="120"/>
+            </w:tcMar>
+            <w:vAlign w:val="center"/>
+          </w:tcPr>
+          <w:p>
+            <w:r>
+              <w:rPr>
+                <w:rFonts w:ascii="Tahoma" w:cs="Tahoma" w:eastAsia="Tahoma" w:hAnsi="Tahoma"/>
+                <w:color w:val="222222"/>
+                <w:sz w:val="18"/>
+                <w:szCs w:val="18"/>
+              </w:rPr>
+              <w:t xml:space="preserve">5 boards or 4 boards + 1 inside</w:t>
+            </w:r>
+          </w:p>
+        </w:tc>
+        <w:tc>
+          <w:tcPr>
+            <w:tcW w:type="dxa" w:w="2000"/>
+            <w:tcBorders>
+              <w:top w:val="single" w:color="BFB3AA" w:sz="4"/>
+              <w:left w:val="single" w:color="BFB3AA" w:sz="4"/>
+              <w:bottom w:val="single" w:color="BFB3AA" w:sz="4"/>
+              <w:right w:val="single" w:color="BFB3AA" w:sz="4"/>
+            </w:tcBorders>
+            <w:tcMar>
+              <w:top w:type="dxa" w:w="60"/>
+              <w:left w:type="dxa" w:w="120"/>
+              <w:bottom w:type="dxa" w:w="60"/>
+              <w:right w:type="dxa" w:w="120"/>
+            </w:tcMar>
+            <w:vAlign w:val="center"/>
+          </w:tcPr>
+          <w:p>
+            <w:r>
+              <w:rPr>
+                <w:rFonts w:ascii="Tahoma" w:cs="Tahoma" w:eastAsia="Tahoma" w:hAnsi="Tahoma"/>
+                <w:color w:val="222222"/>
+                <w:sz w:val="18"/>
+                <w:szCs w:val="18"/>
+              </w:rPr>
+              <w:t xml:space="preserve">2 men + 175 kg of materials</w:t>
+            </w:r>
+          </w:p>
+        </w:tc>
+      </w:tr>
+      <w:tr>
+        <w:tc>
+          <w:tcPr>
+            <w:tcW w:type="dxa" w:w="1300"/>
+            <w:tcBorders>
+              <w:top w:val="single" w:color="BFB3AA" w:sz="4"/>
+              <w:left w:val="single" w:color="BFB3AA" w:sz="4"/>
+              <w:bottom w:val="single" w:color="BFB3AA" w:sz="4"/>
+              <w:right w:val="single" w:color="BFB3AA" w:sz="4"/>
+            </w:tcBorders>
+            <w:tcMar>
+              <w:top w:type="dxa" w:w="60"/>
+              <w:left w:type="dxa" w:w="120"/>
+              <w:bottom w:type="dxa" w:w="60"/>
+              <w:right w:type="dxa" w:w="120"/>
+            </w:tcMar>
+            <w:vAlign w:val="center"/>
+          </w:tcPr>
+          <w:p>
+            <w:r>
+              <w:rPr>
+                <w:rFonts w:ascii="Tahoma" w:cs="Tahoma" w:eastAsia="Tahoma" w:hAnsi="Tahoma"/>
+                <w:color w:val="222222"/>
+                <w:sz w:val="18"/>
+                <w:szCs w:val="18"/>
+              </w:rPr>
+              <w:t xml:space="preserve">Heavy Duty</w:t>
+            </w:r>
+          </w:p>
+        </w:tc>
+        <w:tc>
+          <w:tcPr>
+            <w:tcW w:type="dxa" w:w="2600"/>
+            <w:tcBorders>
+              <w:top w:val="single" w:color="BFB3AA" w:sz="4"/>
+              <w:left w:val="single" w:color="BFB3AA" w:sz="4"/>
+              <w:bottom w:val="single" w:color="BFB3AA" w:sz="4"/>
+              <w:right w:val="single" w:color="BFB3AA" w:sz="4"/>
+            </w:tcBorders>
+            <w:tcMar>
+              <w:top w:type="dxa" w:w="60"/>
+              <w:left w:type="dxa" w:w="120"/>
+              <w:bottom w:type="dxa" w:w="60"/>
+              <w:right w:type="dxa" w:w="120"/>
+            </w:tcMar>
+            <w:vAlign w:val="center"/>
+          </w:tcPr>
+          <w:p>
+            <w:r>
+              <w:rPr>
+                <w:rFonts w:ascii="Tahoma" w:cs="Tahoma" w:eastAsia="Tahoma" w:hAnsi="Tahoma"/>
+                <w:color w:val="222222"/>
+                <w:sz w:val="18"/>
+                <w:szCs w:val="18"/>
+              </w:rPr>
+              <w:t xml:space="preserve">Masonry work, concrete block work and very heavy cladding</w:t>
+            </w:r>
+          </w:p>
+        </w:tc>
+        <w:tc>
+          <w:tcPr>
+            <w:tcW w:type="dxa" w:w="1200"/>
+            <w:tcBorders>
+              <w:top w:val="single" w:color="BFB3AA" w:sz="4"/>
+              <w:left w:val="single" w:color="BFB3AA" w:sz="4"/>
+              <w:bottom w:val="single" w:color="BFB3AA" w:sz="4"/>
+              <w:right w:val="single" w:color="BFB3AA" w:sz="4"/>
+            </w:tcBorders>
+            <w:tcMar>
+              <w:top w:type="dxa" w:w="60"/>
+              <w:left w:type="dxa" w:w="120"/>
+              <w:bottom w:type="dxa" w:w="60"/>
+              <w:right w:type="dxa" w:w="120"/>
+            </w:tcMar>
+            <w:vAlign w:val="center"/>
+          </w:tcPr>
+          <w:p>
+            <w:r>
+              <w:rPr>
+                <w:rFonts w:ascii="Tahoma" w:cs="Tahoma" w:eastAsia="Tahoma" w:hAnsi="Tahoma"/>
+                <w:color w:val="222222"/>
+                <w:sz w:val="18"/>
+                <w:szCs w:val="18"/>
+              </w:rPr>
+              <w:t xml:space="preserve">3.00</w:t>
+            </w:r>
+          </w:p>
+        </w:tc>
+        <w:tc>
+          <w:tcPr>
+            <w:tcW w:type="dxa" w:w="900"/>
+            <w:tcBorders>
+              <w:top w:val="single" w:color="BFB3AA" w:sz="4"/>
+              <w:left w:val="single" w:color="BFB3AA" w:sz="4"/>
+              <w:bottom w:val="single" w:color="BFB3AA" w:sz="4"/>
+              <w:right w:val="single" w:color="BFB3AA" w:sz="4"/>
+            </w:tcBorders>
+            <w:tcMar>
+              <w:top w:type="dxa" w:w="60"/>
+              <w:left w:type="dxa" w:w="120"/>
+              <w:bottom w:type="dxa" w:w="60"/>
+              <w:right w:type="dxa" w:w="120"/>
+            </w:tcMar>
+            <w:vAlign w:val="center"/>
+          </w:tcPr>
+          <w:p>
+            <w:r>
+              <w:rPr>
+                <w:rFonts w:ascii="Tahoma" w:cs="Tahoma" w:eastAsia="Tahoma" w:hAnsi="Tahoma"/>
+                <w:color w:val="222222"/>
+                <w:sz w:val="18"/>
+                <w:szCs w:val="18"/>
+              </w:rPr>
+              <w:t xml:space="preserve">1.8</w:t>
+            </w:r>
+          </w:p>
+        </w:tc>
+        <w:tc>
+          <w:tcPr>
+            <w:tcW w:type="dxa" w:w="1360"/>
+            <w:tcBorders>
+              <w:top w:val="single" w:color="BFB3AA" w:sz="4"/>
+              <w:left w:val="single" w:color="BFB3AA" w:sz="4"/>
+              <w:bottom w:val="single" w:color="BFB3AA" w:sz="4"/>
+              <w:right w:val="single" w:color="BFB3AA" w:sz="4"/>
+            </w:tcBorders>
+            <w:tcMar>
+              <w:top w:type="dxa" w:w="60"/>
+              <w:left w:type="dxa" w:w="120"/>
+              <w:bottom w:type="dxa" w:w="60"/>
+              <w:right w:type="dxa" w:w="120"/>
+            </w:tcMar>
+            <w:vAlign w:val="center"/>
+          </w:tcPr>
+          <w:p>
+            <w:r>
+              <w:rPr>
+                <w:rFonts w:ascii="Tahoma" w:cs="Tahoma" w:eastAsia="Tahoma" w:hAnsi="Tahoma"/>
+                <w:color w:val="222222"/>
+                <w:sz w:val="18"/>
+                <w:szCs w:val="18"/>
+              </w:rPr>
+              <w:t xml:space="preserve">4 boards or 4 boards + 1 inside</w:t>
+            </w:r>
+          </w:p>
+        </w:tc>
+        <w:tc>
+          <w:tcPr>
+            <w:tcW w:type="dxa" w:w="2000"/>
+            <w:tcBorders>
+              <w:top w:val="single" w:color="BFB3AA" w:sz="4"/>
+              <w:left w:val="single" w:color="BFB3AA" w:sz="4"/>
+              <w:bottom w:val="single" w:color="BFB3AA" w:sz="4"/>
+              <w:right w:val="single" w:color="BFB3AA" w:sz="4"/>
+            </w:tcBorders>
+            <w:tcMar>
+              <w:top w:type="dxa" w:w="60"/>
+              <w:left w:type="dxa" w:w="120"/>
+              <w:bottom w:type="dxa" w:w="60"/>
+              <w:right w:type="dxa" w:w="120"/>
+            </w:tcMar>
+            <w:vAlign w:val="center"/>
+          </w:tcPr>
+          <w:p>
+            <w:r>
+              <w:rPr>
+                <w:rFonts w:ascii="Tahoma" w:cs="Tahoma" w:eastAsia="Tahoma" w:hAnsi="Tahoma"/>
+                <w:color w:val="222222"/>
+                <w:sz w:val="18"/>
+                <w:szCs w:val="18"/>
+              </w:rPr>
+              <w:t xml:space="preserve">2 men + 250 kg of materials</w:t>
+            </w:r>
+          </w:p>
+        </w:tc>
+      </w:tr>
+    </w:tbl>
     <w:p>
       <w:pPr>
         <w:pStyle w:val="Heading1"/>
       </w:pPr>
-      <w:bookmarkStart w:id="9006" w:name="_DanToc9006"/>
-      <w:r>
-        <w:t xml:space="preserve">0.75 2.7 3 boards</w:t>
-      </w:r>
-      <w:bookmarkEnd w:id="9006"/>
-    </w:p>
-    <w:p>
-      <w:pPr>
-        <w:spacing w:after="120" w:line="276"/>
-        <w:jc w:val="both"/>
-      </w:pPr>
-      <w:r>
-        <w:rPr>
-          <w:rFonts w:ascii="Tahoma" w:cs="Tahoma" w:eastAsia="Tahoma" w:hAnsi="Tahoma"/>
-          <w:sz w:val="20"/>
-          <w:szCs w:val="20"/>
-        </w:rPr>
-        <w:t xml:space="preserve">1 man + tools. No material Light Duty Plastering, painting, stone cleaning, glazing and pointing</w:t>
-      </w:r>
-    </w:p>
-    <w:p>
-      <w:pPr>
-        <w:pStyle w:val="Heading1"/>
-      </w:pPr>
-      <w:bookmarkStart w:id="9007" w:name="_DanToc9007"/>
-      <w:r>
-        <w:t xml:space="preserve">1.50 2.4 4 boards</w:t>
-      </w:r>
-      <w:bookmarkEnd w:id="9007"/>
-    </w:p>
-    <w:p>
-      <w:pPr>
-        <w:spacing w:after="120" w:line="276"/>
-        <w:jc w:val="both"/>
-      </w:pPr>
-      <w:r>
-        <w:rPr>
-          <w:rFonts w:ascii="Tahoma" w:cs="Tahoma" w:eastAsia="Tahoma" w:hAnsi="Tahoma"/>
-          <w:sz w:val="20"/>
-          <w:szCs w:val="20"/>
-        </w:rPr>
-        <w:t xml:space="preserve">2 men + tools. No material General Purpose General building work including brickwork, window and mullion fixing, rendering, plastering, welding, electrical</w:t>
-      </w:r>
-    </w:p>
-    <w:p>
-      <w:pPr>
-        <w:pStyle w:val="Heading1"/>
-      </w:pPr>
-      <w:bookmarkStart w:id="9008" w:name="_DanToc9008"/>
-      <w:r>
-        <w:t xml:space="preserve">2.00 1.8</w:t>
-      </w:r>
-      <w:bookmarkEnd w:id="9008"/>
-    </w:p>
-    <w:p>
-      <w:pPr>
-        <w:spacing w:after="120" w:line="276"/>
-        <w:jc w:val="both"/>
-      </w:pPr>
-      <w:r>
-        <w:rPr>
-          <w:rFonts w:ascii="Tahoma" w:cs="Tahoma" w:eastAsia="Tahoma" w:hAnsi="Tahoma"/>
-          <w:sz w:val="20"/>
-          <w:szCs w:val="20"/>
-        </w:rPr>
-        <w:t xml:space="preserve">5 boards or 4 boards + 1 inside 2 men + 175 kg of materials Heavy Duty Masonry work, concrete block work and very heavy cladding</w:t>
-      </w:r>
-    </w:p>
-    <w:p>
-      <w:pPr>
-        <w:pStyle w:val="Heading1"/>
-      </w:pPr>
-      <w:bookmarkStart w:id="9009" w:name="_DanToc9009"/>
-      <w:r>
-        <w:t xml:space="preserve">3.00 1.8</w:t>
-      </w:r>
-      <w:bookmarkEnd w:id="9009"/>
-    </w:p>
-    <w:p>
-      <w:pPr>
-        <w:spacing w:after="120" w:line="276"/>
-        <w:jc w:val="both"/>
-      </w:pPr>
-      <w:r>
-        <w:rPr>
-          <w:rFonts w:ascii="Tahoma" w:cs="Tahoma" w:eastAsia="Tahoma" w:hAnsi="Tahoma"/>
-          <w:sz w:val="20"/>
-          <w:szCs w:val="20"/>
-        </w:rPr>
-        <w:t xml:space="preserve">4 boards or 4 boards + 1 inside 2 men + 250 kg of materials</w:t>
-      </w:r>
-    </w:p>
-    <w:p>
-      <w:pPr>
-        <w:pStyle w:val="Heading1"/>
-      </w:pPr>
-      <w:bookmarkStart w:id="9010" w:name="_DanToc9010"/>
+      <w:bookmarkStart w:id="9004" w:name="_DanToc9004"/>
       <w:r>
         <w:t xml:space="preserve">2.0 Componenets and Materials</w:t>
       </w:r>
-      <w:bookmarkEnd w:id="9010"/>
+      <w:bookmarkEnd w:id="9004"/>
     </w:p>
     <w:p>
       <w:pPr>
@@ -2722,11 +3175,11 @@
       <w:pPr>
         <w:pStyle w:val="Heading1"/>
       </w:pPr>
-      <w:bookmarkStart w:id="9011" w:name="_DanToc9011"/>
+      <w:bookmarkStart w:id="9005" w:name="_DanToc9005"/>
       <w:r>
         <w:t xml:space="preserve">3.0 Scaffold Tagging, Inspection, and Erection</w:t>
       </w:r>
-      <w:bookmarkEnd w:id="9011"/>
+      <w:bookmarkEnd w:id="9005"/>
     </w:p>
     <w:p>
       <w:pPr>
@@ -2865,11 +3318,11 @@
       <w:pPr>
         <w:pStyle w:val="Heading1"/>
       </w:pPr>
-      <w:bookmarkStart w:id="9012" w:name="_DanToc9012"/>
+      <w:bookmarkStart w:id="9006" w:name="_DanToc9006"/>
       <w:r>
         <w:t xml:space="preserve">4.0 Design and Planning</w:t>
       </w:r>
-      <w:bookmarkEnd w:id="9012"/>
+      <w:bookmarkEnd w:id="9006"/>
     </w:p>
     <w:p>
       <w:pPr>
@@ -3124,18 +3577,497 @@
           <w:sz w:val="20"/>
           <w:szCs w:val="20"/>
         </w:rPr>
-        <w:t xml:space="preserve">A scaffold plan, which meets all international requirements, shall be prepared by the Specialized Scaffolding Contractor for all scaffolds over 12.2 meters (40 feet) in height, for all special scaffolds. Scaffold Height Scaffold Plan Required? Scaffold to be reviewed &amp; approved by CSC (Structural Engineer) Scaffold to be erected by Scaffold field inspection checklist &amp; tag completed by 0 – 12.2 m (0 – 40 ft) No No Qualified Scaffold Erector Scaffold Supervisor Above 12.2 m (40 ft) Yes Yes Specialized Scaffolding Contractor</w:t>
-      </w:r>
-    </w:p>
+        <w:t xml:space="preserve">A scaffold plan, which meets all international requirements, shall be prepared by the Specialized Scaffolding Contractor for all scaffolds over 12.2 meters (40 feet) in height, for all special scaffolds.</w:t>
+      </w:r>
+    </w:p>
+    <w:tbl>
+      <w:tblPr>
+        <w:tblW w:type="dxa" w:w="9360"/>
+        <w:tblBorders>
+          <w:top w:val="single" w:color="auto" w:sz="4"/>
+          <w:left w:val="single" w:color="auto" w:sz="4"/>
+          <w:bottom w:val="single" w:color="auto" w:sz="4"/>
+          <w:right w:val="single" w:color="auto" w:sz="4"/>
+          <w:insideH w:val="single" w:color="auto" w:sz="4"/>
+          <w:insideV w:val="single" w:color="auto" w:sz="4"/>
+        </w:tblBorders>
+      </w:tblPr>
+      <w:tblGrid>
+        <w:gridCol w:w="1900"/>
+        <w:gridCol w:w="1300"/>
+        <w:gridCol w:w="1900"/>
+        <w:gridCol w:w="2260"/>
+        <w:gridCol w:w="2000"/>
+      </w:tblGrid>
+      <w:tr>
+        <w:trPr>
+          <w:tblHeader/>
+        </w:trPr>
+        <w:tc>
+          <w:tcPr>
+            <w:tcW w:type="dxa" w:w="1900"/>
+            <w:tcBorders>
+              <w:top w:val="single" w:color="BFB3AA" w:sz="4"/>
+              <w:left w:val="single" w:color="BFB3AA" w:sz="4"/>
+              <w:bottom w:val="single" w:color="BFB3AA" w:sz="4"/>
+              <w:right w:val="single" w:color="BFB3AA" w:sz="4"/>
+            </w:tcBorders>
+            <w:shd w:fill="542A12" w:color="auto" w:val="clear"/>
+            <w:tcMar>
+              <w:top w:type="dxa" w:w="60"/>
+              <w:left w:type="dxa" w:w="120"/>
+              <w:bottom w:type="dxa" w:w="60"/>
+              <w:right w:type="dxa" w:w="120"/>
+            </w:tcMar>
+            <w:vAlign w:val="center"/>
+          </w:tcPr>
+          <w:p>
+            <w:r>
+              <w:rPr>
+                <w:rFonts w:ascii="Tahoma" w:cs="Tahoma" w:eastAsia="Tahoma" w:hAnsi="Tahoma"/>
+                <w:b/>
+                <w:bCs/>
+                <w:color w:val="FFFFFF"/>
+                <w:sz w:val="18"/>
+                <w:szCs w:val="18"/>
+              </w:rPr>
+              <w:t xml:space="preserve">Scaffold height</w:t>
+            </w:r>
+          </w:p>
+        </w:tc>
+        <w:tc>
+          <w:tcPr>
+            <w:tcW w:type="dxa" w:w="1300"/>
+            <w:tcBorders>
+              <w:top w:val="single" w:color="BFB3AA" w:sz="4"/>
+              <w:left w:val="single" w:color="BFB3AA" w:sz="4"/>
+              <w:bottom w:val="single" w:color="BFB3AA" w:sz="4"/>
+              <w:right w:val="single" w:color="BFB3AA" w:sz="4"/>
+            </w:tcBorders>
+            <w:shd w:fill="542A12" w:color="auto" w:val="clear"/>
+            <w:tcMar>
+              <w:top w:type="dxa" w:w="60"/>
+              <w:left w:type="dxa" w:w="120"/>
+              <w:bottom w:type="dxa" w:w="60"/>
+              <w:right w:type="dxa" w:w="120"/>
+            </w:tcMar>
+            <w:vAlign w:val="center"/>
+          </w:tcPr>
+          <w:p>
+            <w:r>
+              <w:rPr>
+                <w:rFonts w:ascii="Tahoma" w:cs="Tahoma" w:eastAsia="Tahoma" w:hAnsi="Tahoma"/>
+                <w:b/>
+                <w:bCs/>
+                <w:color w:val="FFFFFF"/>
+                <w:sz w:val="18"/>
+                <w:szCs w:val="18"/>
+              </w:rPr>
+              <w:t xml:space="preserve">Scaffold plan required?</w:t>
+            </w:r>
+          </w:p>
+        </w:tc>
+        <w:tc>
+          <w:tcPr>
+            <w:tcW w:type="dxa" w:w="1900"/>
+            <w:tcBorders>
+              <w:top w:val="single" w:color="BFB3AA" w:sz="4"/>
+              <w:left w:val="single" w:color="BFB3AA" w:sz="4"/>
+              <w:bottom w:val="single" w:color="BFB3AA" w:sz="4"/>
+              <w:right w:val="single" w:color="BFB3AA" w:sz="4"/>
+            </w:tcBorders>
+            <w:shd w:fill="542A12" w:color="auto" w:val="clear"/>
+            <w:tcMar>
+              <w:top w:type="dxa" w:w="60"/>
+              <w:left w:type="dxa" w:w="120"/>
+              <w:bottom w:type="dxa" w:w="60"/>
+              <w:right w:type="dxa" w:w="120"/>
+            </w:tcMar>
+            <w:vAlign w:val="center"/>
+          </w:tcPr>
+          <w:p>
+            <w:r>
+              <w:rPr>
+                <w:rFonts w:ascii="Tahoma" w:cs="Tahoma" w:eastAsia="Tahoma" w:hAnsi="Tahoma"/>
+                <w:b/>
+                <w:bCs/>
+                <w:color w:val="FFFFFF"/>
+                <w:sz w:val="18"/>
+                <w:szCs w:val="18"/>
+              </w:rPr>
+              <w:t xml:space="preserve">Reviewed &amp; approved by CSC (Structural Engineer)?</w:t>
+            </w:r>
+          </w:p>
+        </w:tc>
+        <w:tc>
+          <w:tcPr>
+            <w:tcW w:type="dxa" w:w="2260"/>
+            <w:tcBorders>
+              <w:top w:val="single" w:color="BFB3AA" w:sz="4"/>
+              <w:left w:val="single" w:color="BFB3AA" w:sz="4"/>
+              <w:bottom w:val="single" w:color="BFB3AA" w:sz="4"/>
+              <w:right w:val="single" w:color="BFB3AA" w:sz="4"/>
+            </w:tcBorders>
+            <w:shd w:fill="542A12" w:color="auto" w:val="clear"/>
+            <w:tcMar>
+              <w:top w:type="dxa" w:w="60"/>
+              <w:left w:type="dxa" w:w="120"/>
+              <w:bottom w:type="dxa" w:w="60"/>
+              <w:right w:type="dxa" w:w="120"/>
+            </w:tcMar>
+            <w:vAlign w:val="center"/>
+          </w:tcPr>
+          <w:p>
+            <w:r>
+              <w:rPr>
+                <w:rFonts w:ascii="Tahoma" w:cs="Tahoma" w:eastAsia="Tahoma" w:hAnsi="Tahoma"/>
+                <w:b/>
+                <w:bCs/>
+                <w:color w:val="FFFFFF"/>
+                <w:sz w:val="18"/>
+                <w:szCs w:val="18"/>
+              </w:rPr>
+              <w:t xml:space="preserve">Scaffold erected by</w:t>
+            </w:r>
+          </w:p>
+        </w:tc>
+        <w:tc>
+          <w:tcPr>
+            <w:tcW w:type="dxa" w:w="2000"/>
+            <w:tcBorders>
+              <w:top w:val="single" w:color="BFB3AA" w:sz="4"/>
+              <w:left w:val="single" w:color="BFB3AA" w:sz="4"/>
+              <w:bottom w:val="single" w:color="BFB3AA" w:sz="4"/>
+              <w:right w:val="single" w:color="BFB3AA" w:sz="4"/>
+            </w:tcBorders>
+            <w:shd w:fill="542A12" w:color="auto" w:val="clear"/>
+            <w:tcMar>
+              <w:top w:type="dxa" w:w="60"/>
+              <w:left w:type="dxa" w:w="120"/>
+              <w:bottom w:type="dxa" w:w="60"/>
+              <w:right w:type="dxa" w:w="120"/>
+            </w:tcMar>
+            <w:vAlign w:val="center"/>
+          </w:tcPr>
+          <w:p>
+            <w:r>
+              <w:rPr>
+                <w:rFonts w:ascii="Tahoma" w:cs="Tahoma" w:eastAsia="Tahoma" w:hAnsi="Tahoma"/>
+                <w:b/>
+                <w:bCs/>
+                <w:color w:val="FFFFFF"/>
+                <w:sz w:val="18"/>
+                <w:szCs w:val="18"/>
+              </w:rPr>
+              <w:t xml:space="preserve">Field inspection checklist &amp; tag completed by</w:t>
+            </w:r>
+          </w:p>
+        </w:tc>
+      </w:tr>
+      <w:tr>
+        <w:tc>
+          <w:tcPr>
+            <w:tcW w:type="dxa" w:w="1900"/>
+            <w:tcBorders>
+              <w:top w:val="single" w:color="BFB3AA" w:sz="4"/>
+              <w:left w:val="single" w:color="BFB3AA" w:sz="4"/>
+              <w:bottom w:val="single" w:color="BFB3AA" w:sz="4"/>
+              <w:right w:val="single" w:color="BFB3AA" w:sz="4"/>
+            </w:tcBorders>
+            <w:tcMar>
+              <w:top w:type="dxa" w:w="60"/>
+              <w:left w:type="dxa" w:w="120"/>
+              <w:bottom w:type="dxa" w:w="60"/>
+              <w:right w:type="dxa" w:w="120"/>
+            </w:tcMar>
+            <w:vAlign w:val="center"/>
+          </w:tcPr>
+          <w:p>
+            <w:r>
+              <w:rPr>
+                <w:rFonts w:ascii="Tahoma" w:cs="Tahoma" w:eastAsia="Tahoma" w:hAnsi="Tahoma"/>
+                <w:color w:val="222222"/>
+                <w:sz w:val="18"/>
+                <w:szCs w:val="18"/>
+              </w:rPr>
+              <w:t xml:space="preserve">0 – 12.2 m (0 – 40 ft)</w:t>
+            </w:r>
+          </w:p>
+        </w:tc>
+        <w:tc>
+          <w:tcPr>
+            <w:tcW w:type="dxa" w:w="1300"/>
+            <w:tcBorders>
+              <w:top w:val="single" w:color="BFB3AA" w:sz="4"/>
+              <w:left w:val="single" w:color="BFB3AA" w:sz="4"/>
+              <w:bottom w:val="single" w:color="BFB3AA" w:sz="4"/>
+              <w:right w:val="single" w:color="BFB3AA" w:sz="4"/>
+            </w:tcBorders>
+            <w:tcMar>
+              <w:top w:type="dxa" w:w="60"/>
+              <w:left w:type="dxa" w:w="120"/>
+              <w:bottom w:type="dxa" w:w="60"/>
+              <w:right w:type="dxa" w:w="120"/>
+            </w:tcMar>
+            <w:vAlign w:val="center"/>
+          </w:tcPr>
+          <w:p>
+            <w:r>
+              <w:rPr>
+                <w:rFonts w:ascii="Tahoma" w:cs="Tahoma" w:eastAsia="Tahoma" w:hAnsi="Tahoma"/>
+                <w:color w:val="222222"/>
+                <w:sz w:val="18"/>
+                <w:szCs w:val="18"/>
+              </w:rPr>
+              <w:t xml:space="preserve">No</w:t>
+            </w:r>
+          </w:p>
+        </w:tc>
+        <w:tc>
+          <w:tcPr>
+            <w:tcW w:type="dxa" w:w="1900"/>
+            <w:tcBorders>
+              <w:top w:val="single" w:color="BFB3AA" w:sz="4"/>
+              <w:left w:val="single" w:color="BFB3AA" w:sz="4"/>
+              <w:bottom w:val="single" w:color="BFB3AA" w:sz="4"/>
+              <w:right w:val="single" w:color="BFB3AA" w:sz="4"/>
+            </w:tcBorders>
+            <w:tcMar>
+              <w:top w:type="dxa" w:w="60"/>
+              <w:left w:type="dxa" w:w="120"/>
+              <w:bottom w:type="dxa" w:w="60"/>
+              <w:right w:type="dxa" w:w="120"/>
+            </w:tcMar>
+            <w:vAlign w:val="center"/>
+          </w:tcPr>
+          <w:p>
+            <w:r>
+              <w:rPr>
+                <w:rFonts w:ascii="Tahoma" w:cs="Tahoma" w:eastAsia="Tahoma" w:hAnsi="Tahoma"/>
+                <w:color w:val="222222"/>
+                <w:sz w:val="18"/>
+                <w:szCs w:val="18"/>
+              </w:rPr>
+              <w:t xml:space="preserve">No</w:t>
+            </w:r>
+          </w:p>
+        </w:tc>
+        <w:tc>
+          <w:tcPr>
+            <w:tcW w:type="dxa" w:w="2260"/>
+            <w:tcBorders>
+              <w:top w:val="single" w:color="BFB3AA" w:sz="4"/>
+              <w:left w:val="single" w:color="BFB3AA" w:sz="4"/>
+              <w:bottom w:val="single" w:color="BFB3AA" w:sz="4"/>
+              <w:right w:val="single" w:color="BFB3AA" w:sz="4"/>
+            </w:tcBorders>
+            <w:tcMar>
+              <w:top w:type="dxa" w:w="60"/>
+              <w:left w:type="dxa" w:w="120"/>
+              <w:bottom w:type="dxa" w:w="60"/>
+              <w:right w:type="dxa" w:w="120"/>
+            </w:tcMar>
+            <w:vAlign w:val="center"/>
+          </w:tcPr>
+          <w:p>
+            <w:r>
+              <w:rPr>
+                <w:rFonts w:ascii="Tahoma" w:cs="Tahoma" w:eastAsia="Tahoma" w:hAnsi="Tahoma"/>
+                <w:color w:val="222222"/>
+                <w:sz w:val="18"/>
+                <w:szCs w:val="18"/>
+              </w:rPr>
+              <w:t xml:space="preserve">Qualified Scaffold Erector</w:t>
+            </w:r>
+          </w:p>
+        </w:tc>
+        <w:tc>
+          <w:tcPr>
+            <w:tcW w:type="dxa" w:w="2000"/>
+            <w:tcBorders>
+              <w:top w:val="single" w:color="BFB3AA" w:sz="4"/>
+              <w:left w:val="single" w:color="BFB3AA" w:sz="4"/>
+              <w:bottom w:val="single" w:color="BFB3AA" w:sz="4"/>
+              <w:right w:val="single" w:color="BFB3AA" w:sz="4"/>
+            </w:tcBorders>
+            <w:tcMar>
+              <w:top w:type="dxa" w:w="60"/>
+              <w:left w:type="dxa" w:w="120"/>
+              <w:bottom w:type="dxa" w:w="60"/>
+              <w:right w:type="dxa" w:w="120"/>
+            </w:tcMar>
+            <w:vAlign w:val="center"/>
+          </w:tcPr>
+          <w:p>
+            <w:r>
+              <w:rPr>
+                <w:rFonts w:ascii="Tahoma" w:cs="Tahoma" w:eastAsia="Tahoma" w:hAnsi="Tahoma"/>
+                <w:color w:val="222222"/>
+                <w:sz w:val="18"/>
+                <w:szCs w:val="18"/>
+              </w:rPr>
+              <w:t xml:space="preserve">Scaffold Supervisor</w:t>
+            </w:r>
+          </w:p>
+        </w:tc>
+      </w:tr>
+      <w:tr>
+        <w:tc>
+          <w:tcPr>
+            <w:tcW w:type="dxa" w:w="1900"/>
+            <w:tcBorders>
+              <w:top w:val="single" w:color="BFB3AA" w:sz="4"/>
+              <w:left w:val="single" w:color="BFB3AA" w:sz="4"/>
+              <w:bottom w:val="single" w:color="BFB3AA" w:sz="4"/>
+              <w:right w:val="single" w:color="BFB3AA" w:sz="4"/>
+            </w:tcBorders>
+            <w:tcMar>
+              <w:top w:type="dxa" w:w="60"/>
+              <w:left w:type="dxa" w:w="120"/>
+              <w:bottom w:type="dxa" w:w="60"/>
+              <w:right w:type="dxa" w:w="120"/>
+            </w:tcMar>
+            <w:vAlign w:val="center"/>
+          </w:tcPr>
+          <w:p>
+            <w:r>
+              <w:rPr>
+                <w:rFonts w:ascii="Tahoma" w:cs="Tahoma" w:eastAsia="Tahoma" w:hAnsi="Tahoma"/>
+                <w:color w:val="222222"/>
+                <w:sz w:val="18"/>
+                <w:szCs w:val="18"/>
+              </w:rPr>
+              <w:t xml:space="preserve">Above 12.2 m (40 ft)</w:t>
+            </w:r>
+          </w:p>
+        </w:tc>
+        <w:tc>
+          <w:tcPr>
+            <w:tcW w:type="dxa" w:w="1300"/>
+            <w:tcBorders>
+              <w:top w:val="single" w:color="BFB3AA" w:sz="4"/>
+              <w:left w:val="single" w:color="BFB3AA" w:sz="4"/>
+              <w:bottom w:val="single" w:color="BFB3AA" w:sz="4"/>
+              <w:right w:val="single" w:color="BFB3AA" w:sz="4"/>
+            </w:tcBorders>
+            <w:tcMar>
+              <w:top w:type="dxa" w:w="60"/>
+              <w:left w:type="dxa" w:w="120"/>
+              <w:bottom w:type="dxa" w:w="60"/>
+              <w:right w:type="dxa" w:w="120"/>
+            </w:tcMar>
+            <w:vAlign w:val="center"/>
+          </w:tcPr>
+          <w:p>
+            <w:r>
+              <w:rPr>
+                <w:rFonts w:ascii="Tahoma" w:cs="Tahoma" w:eastAsia="Tahoma" w:hAnsi="Tahoma"/>
+                <w:color w:val="222222"/>
+                <w:sz w:val="18"/>
+                <w:szCs w:val="18"/>
+              </w:rPr>
+              <w:t xml:space="preserve">Yes</w:t>
+            </w:r>
+          </w:p>
+        </w:tc>
+        <w:tc>
+          <w:tcPr>
+            <w:tcW w:type="dxa" w:w="1900"/>
+            <w:tcBorders>
+              <w:top w:val="single" w:color="BFB3AA" w:sz="4"/>
+              <w:left w:val="single" w:color="BFB3AA" w:sz="4"/>
+              <w:bottom w:val="single" w:color="BFB3AA" w:sz="4"/>
+              <w:right w:val="single" w:color="BFB3AA" w:sz="4"/>
+            </w:tcBorders>
+            <w:tcMar>
+              <w:top w:type="dxa" w:w="60"/>
+              <w:left w:type="dxa" w:w="120"/>
+              <w:bottom w:type="dxa" w:w="60"/>
+              <w:right w:type="dxa" w:w="120"/>
+            </w:tcMar>
+            <w:vAlign w:val="center"/>
+          </w:tcPr>
+          <w:p>
+            <w:r>
+              <w:rPr>
+                <w:rFonts w:ascii="Tahoma" w:cs="Tahoma" w:eastAsia="Tahoma" w:hAnsi="Tahoma"/>
+                <w:color w:val="222222"/>
+                <w:sz w:val="18"/>
+                <w:szCs w:val="18"/>
+              </w:rPr>
+              <w:t xml:space="preserve">Yes</w:t>
+            </w:r>
+          </w:p>
+        </w:tc>
+        <w:tc>
+          <w:tcPr>
+            <w:tcW w:type="dxa" w:w="2260"/>
+            <w:tcBorders>
+              <w:top w:val="single" w:color="BFB3AA" w:sz="4"/>
+              <w:left w:val="single" w:color="BFB3AA" w:sz="4"/>
+              <w:bottom w:val="single" w:color="BFB3AA" w:sz="4"/>
+              <w:right w:val="single" w:color="BFB3AA" w:sz="4"/>
+            </w:tcBorders>
+            <w:tcMar>
+              <w:top w:type="dxa" w:w="60"/>
+              <w:left w:type="dxa" w:w="120"/>
+              <w:bottom w:type="dxa" w:w="60"/>
+              <w:right w:type="dxa" w:w="120"/>
+            </w:tcMar>
+            <w:vAlign w:val="center"/>
+          </w:tcPr>
+          <w:p>
+            <w:r>
+              <w:rPr>
+                <w:rFonts w:ascii="Tahoma" w:cs="Tahoma" w:eastAsia="Tahoma" w:hAnsi="Tahoma"/>
+                <w:color w:val="222222"/>
+                <w:sz w:val="18"/>
+                <w:szCs w:val="18"/>
+              </w:rPr>
+              <w:t xml:space="preserve">Specialized Scaffolding Contractor</w:t>
+            </w:r>
+          </w:p>
+        </w:tc>
+        <w:tc>
+          <w:tcPr>
+            <w:tcW w:type="dxa" w:w="2000"/>
+            <w:tcBorders>
+              <w:top w:val="single" w:color="BFB3AA" w:sz="4"/>
+              <w:left w:val="single" w:color="BFB3AA" w:sz="4"/>
+              <w:bottom w:val="single" w:color="BFB3AA" w:sz="4"/>
+              <w:right w:val="single" w:color="BFB3AA" w:sz="4"/>
+            </w:tcBorders>
+            <w:tcMar>
+              <w:top w:type="dxa" w:w="60"/>
+              <w:left w:type="dxa" w:w="120"/>
+              <w:bottom w:type="dxa" w:w="60"/>
+              <w:right w:type="dxa" w:w="120"/>
+            </w:tcMar>
+            <w:vAlign w:val="center"/>
+          </w:tcPr>
+          <w:p>
+            <w:r>
+              <w:rPr>
+                <w:rFonts w:ascii="Tahoma" w:cs="Tahoma" w:eastAsia="Tahoma" w:hAnsi="Tahoma"/>
+                <w:color w:val="222222"/>
+                <w:sz w:val="18"/>
+                <w:szCs w:val="18"/>
+              </w:rPr>
+              <w:t xml:space="preserve">—</w:t>
+            </w:r>
+          </w:p>
+        </w:tc>
+      </w:tr>
+    </w:tbl>
     <w:p>
       <w:pPr>
         <w:pStyle w:val="Heading1"/>
       </w:pPr>
-      <w:bookmarkStart w:id="9013" w:name="_DanToc9013"/>
+      <w:bookmarkStart w:id="9007" w:name="_DanToc9007"/>
       <w:r>
         <w:t xml:space="preserve">5.0 Special Scaffold</w:t>
       </w:r>
-      <w:bookmarkEnd w:id="9013"/>
+      <w:bookmarkEnd w:id="9007"/>
     </w:p>
     <w:p>
       <w:pPr>
@@ -3268,11 +4200,11 @@
       <w:pPr>
         <w:pStyle w:val="Heading1"/>
       </w:pPr>
-      <w:bookmarkStart w:id="9014" w:name="_DanToc9014"/>
+      <w:bookmarkStart w:id="9008" w:name="_DanToc9008"/>
       <w:r>
         <w:t xml:space="preserve">6.0 Mobile Scaffold</w:t>
       </w:r>
-      <w:bookmarkEnd w:id="9014"/>
+      <w:bookmarkEnd w:id="9008"/>
     </w:p>
     <w:p>
       <w:pPr>
@@ -3430,11 +4362,11 @@
       <w:pPr>
         <w:pStyle w:val="Heading1"/>
       </w:pPr>
-      <w:bookmarkStart w:id="9015" w:name="_DanToc9015"/>
+      <w:bookmarkStart w:id="9009" w:name="_DanToc9009"/>
       <w:r>
         <w:t xml:space="preserve">7.0 Training</w:t>
       </w:r>
-      <w:bookmarkEnd w:id="9015"/>
+      <w:bookmarkEnd w:id="9009"/>
     </w:p>
     <w:p>
       <w:pPr>
@@ -3568,11 +4500,316 @@
       <w:pPr>
         <w:pStyle w:val="Heading1"/>
       </w:pPr>
-      <w:bookmarkStart w:id="9016" w:name="_DanToc9016"/>
+      <w:bookmarkStart w:id="9010" w:name="_DanToc9010"/>
+      <w:r>
+        <w:t xml:space="preserve">Standards</w:t>
+      </w:r>
+      <w:bookmarkEnd w:id="9010"/>
+    </w:p>
+    <w:p>
+      <w:pPr>
+        <w:pStyle w:val="ListParagraph"/>
+        <w:numPr>
+          <w:ilvl w:val="0"/>
+          <w:numId w:val="2"/>
+        </w:numPr>
+        <w:spacing w:after="60" w:line="268"/>
+        <w:jc w:val="both"/>
+      </w:pPr>
+      <w:r>
+        <w:rPr>
+          <w:rFonts w:ascii="Tahoma" w:cs="Tahoma" w:eastAsia="Tahoma" w:hAnsi="Tahoma"/>
+          <w:sz w:val="20"/>
+          <w:szCs w:val="20"/>
+        </w:rPr>
+        <w:t xml:space="preserve">DAN Construction HSE Management System Manual (01-000001-000000-DAN-HSE-MAN-000001) and management procedures.</w:t>
+      </w:r>
+    </w:p>
+    <w:p>
+      <w:pPr>
+        <w:pStyle w:val="ListParagraph"/>
+        <w:numPr>
+          <w:ilvl w:val="0"/>
+          <w:numId w:val="2"/>
+        </w:numPr>
+        <w:spacing w:after="60" w:line="268"/>
+        <w:jc w:val="both"/>
+      </w:pPr>
+      <w:r>
+        <w:rPr>
+          <w:rFonts w:ascii="Tahoma" w:cs="Tahoma" w:eastAsia="Tahoma" w:hAnsi="Tahoma"/>
+          <w:sz w:val="20"/>
+          <w:szCs w:val="20"/>
+        </w:rPr>
+        <w:t xml:space="preserve">Saudi Labour Law – Royal Decree No. M/51, 23 Sha’ban 1426 / 27 September 2005</w:t>
+      </w:r>
+    </w:p>
+    <w:p>
+      <w:pPr>
+        <w:pStyle w:val="ListParagraph"/>
+        <w:numPr>
+          <w:ilvl w:val="0"/>
+          <w:numId w:val="2"/>
+        </w:numPr>
+        <w:spacing w:after="60" w:line="268"/>
+        <w:jc w:val="both"/>
+      </w:pPr>
+      <w:r>
+        <w:rPr>
+          <w:rFonts w:ascii="Tahoma" w:cs="Tahoma" w:eastAsia="Tahoma" w:hAnsi="Tahoma"/>
+          <w:sz w:val="20"/>
+          <w:szCs w:val="20"/>
+        </w:rPr>
+        <w:t xml:space="preserve">Technical &amp; Safety Regulation by SASO (Saudi Standards Metrology and Quality Org.)</w:t>
+      </w:r>
+    </w:p>
+    <w:p>
+      <w:pPr>
+        <w:pStyle w:val="Heading1"/>
+      </w:pPr>
+      <w:bookmarkStart w:id="9011" w:name="_DanToc9011"/>
+      <w:r>
+        <w:t xml:space="preserve">Tools and References</w:t>
+      </w:r>
+      <w:bookmarkEnd w:id="9011"/>
+    </w:p>
+    <w:p>
+      <w:pPr>
+        <w:pStyle w:val="ListParagraph"/>
+        <w:numPr>
+          <w:ilvl w:val="0"/>
+          <w:numId w:val="2"/>
+        </w:numPr>
+        <w:spacing w:after="60" w:line="268"/>
+        <w:jc w:val="both"/>
+      </w:pPr>
+      <w:r>
+        <w:rPr>
+          <w:rFonts w:ascii="Tahoma" w:cs="Tahoma" w:eastAsia="Tahoma" w:hAnsi="Tahoma"/>
+          <w:sz w:val="20"/>
+          <w:szCs w:val="20"/>
+        </w:rPr>
+        <w:t xml:space="preserve">SASO Approved Training Record of Scaffolding Erector, Inspector &amp; Supervisor</w:t>
+      </w:r>
+    </w:p>
+    <w:p>
+      <w:pPr>
+        <w:pStyle w:val="ListParagraph"/>
+        <w:numPr>
+          <w:ilvl w:val="0"/>
+          <w:numId w:val="2"/>
+        </w:numPr>
+        <w:spacing w:after="60" w:line="268"/>
+        <w:jc w:val="both"/>
+      </w:pPr>
+      <w:r>
+        <w:rPr>
+          <w:rFonts w:ascii="Tahoma" w:cs="Tahoma" w:eastAsia="Tahoma" w:hAnsi="Tahoma"/>
+          <w:sz w:val="20"/>
+          <w:szCs w:val="20"/>
+        </w:rPr>
+        <w:t xml:space="preserve">GS 217-1994 (or later), Industrial Safety and Health Regulations – Equipment: Scaffolding.</w:t>
+      </w:r>
+    </w:p>
+    <w:p>
+      <w:pPr>
+        <w:pStyle w:val="ListParagraph"/>
+        <w:numPr>
+          <w:ilvl w:val="0"/>
+          <w:numId w:val="2"/>
+        </w:numPr>
+        <w:spacing w:after="60" w:line="268"/>
+        <w:jc w:val="both"/>
+      </w:pPr>
+      <w:r>
+        <w:rPr>
+          <w:rFonts w:ascii="Tahoma" w:cs="Tahoma" w:eastAsia="Tahoma" w:hAnsi="Tahoma"/>
+          <w:sz w:val="20"/>
+          <w:szCs w:val="20"/>
+        </w:rPr>
+        <w:t xml:space="preserve">ANSI/ASSE A10.8, Safety Requirements for Scaffolding</w:t>
+      </w:r>
+    </w:p>
+    <w:p>
+      <w:pPr>
+        <w:pStyle w:val="ListParagraph"/>
+        <w:numPr>
+          <w:ilvl w:val="0"/>
+          <w:numId w:val="2"/>
+        </w:numPr>
+        <w:spacing w:after="60" w:line="268"/>
+        <w:jc w:val="both"/>
+      </w:pPr>
+      <w:r>
+        <w:rPr>
+          <w:rFonts w:ascii="Tahoma" w:cs="Tahoma" w:eastAsia="Tahoma" w:hAnsi="Tahoma"/>
+          <w:sz w:val="20"/>
+          <w:szCs w:val="20"/>
+        </w:rPr>
+        <w:t xml:space="preserve">NASC SG4:05, Preventing Falls in Scaffolding and Falsework</w:t>
+      </w:r>
+    </w:p>
+    <w:p>
+      <w:pPr>
+        <w:pStyle w:val="ListParagraph"/>
+        <w:numPr>
+          <w:ilvl w:val="0"/>
+          <w:numId w:val="2"/>
+        </w:numPr>
+        <w:spacing w:after="60" w:line="268"/>
+        <w:jc w:val="both"/>
+      </w:pPr>
+      <w:r>
+        <w:rPr>
+          <w:rFonts w:ascii="Tahoma" w:cs="Tahoma" w:eastAsia="Tahoma" w:hAnsi="Tahoma"/>
+          <w:sz w:val="20"/>
+          <w:szCs w:val="20"/>
+        </w:rPr>
+        <w:t xml:space="preserve">ASTM A123, Standard Specification for Zinc (Hot-Dip Galvanized) Coatings on Iron and Steel Products;</w:t>
+      </w:r>
+    </w:p>
+    <w:p>
+      <w:pPr>
+        <w:pStyle w:val="ListParagraph"/>
+        <w:numPr>
+          <w:ilvl w:val="0"/>
+          <w:numId w:val="2"/>
+        </w:numPr>
+        <w:spacing w:after="60" w:line="268"/>
+        <w:jc w:val="both"/>
+      </w:pPr>
+      <w:r>
+        <w:rPr>
+          <w:rFonts w:ascii="Tahoma" w:cs="Tahoma" w:eastAsia="Tahoma" w:hAnsi="Tahoma"/>
+          <w:sz w:val="20"/>
+          <w:szCs w:val="20"/>
+        </w:rPr>
+        <w:t xml:space="preserve">ASTM A370, Standard Test Methods, and Definitions for Mechanical Testing of Steel Products; ASTM</w:t>
+      </w:r>
+    </w:p>
+    <w:p>
+      <w:pPr>
+        <w:pStyle w:val="ListParagraph"/>
+        <w:numPr>
+          <w:ilvl w:val="0"/>
+          <w:numId w:val="2"/>
+        </w:numPr>
+        <w:spacing w:after="60" w:line="268"/>
+        <w:jc w:val="both"/>
+      </w:pPr>
+      <w:r>
+        <w:rPr>
+          <w:rFonts w:ascii="Tahoma" w:cs="Tahoma" w:eastAsia="Tahoma" w:hAnsi="Tahoma"/>
+          <w:sz w:val="20"/>
+          <w:szCs w:val="20"/>
+        </w:rPr>
+        <w:t xml:space="preserve">A500, Standard Specification for Cold-Formed Welded and Seamless Carbon Steel Structural Tubing in</w:t>
+      </w:r>
+    </w:p>
+    <w:p>
+      <w:pPr>
+        <w:pStyle w:val="ListParagraph"/>
+        <w:numPr>
+          <w:ilvl w:val="0"/>
+          <w:numId w:val="2"/>
+        </w:numPr>
+        <w:spacing w:after="60" w:line="268"/>
+        <w:jc w:val="both"/>
+      </w:pPr>
+      <w:r>
+        <w:rPr>
+          <w:rFonts w:ascii="Tahoma" w:cs="Tahoma" w:eastAsia="Tahoma" w:hAnsi="Tahoma"/>
+          <w:sz w:val="20"/>
+          <w:szCs w:val="20"/>
+        </w:rPr>
+        <w:t xml:space="preserve">Rounds and Shapes.</w:t>
+      </w:r>
+    </w:p>
+    <w:p>
+      <w:pPr>
+        <w:pStyle w:val="ListParagraph"/>
+        <w:numPr>
+          <w:ilvl w:val="0"/>
+          <w:numId w:val="2"/>
+        </w:numPr>
+        <w:spacing w:after="60" w:line="268"/>
+        <w:jc w:val="both"/>
+      </w:pPr>
+      <w:r>
+        <w:rPr>
+          <w:rFonts w:ascii="Tahoma" w:cs="Tahoma" w:eastAsia="Tahoma" w:hAnsi="Tahoma"/>
+          <w:sz w:val="20"/>
+          <w:szCs w:val="20"/>
+        </w:rPr>
+        <w:t xml:space="preserve">OSHA Standard 1910.451, 1910.454 General Requirement for Scaffold</w:t>
+      </w:r>
+    </w:p>
+    <w:p>
+      <w:pPr>
+        <w:pStyle w:val="ListParagraph"/>
+        <w:numPr>
+          <w:ilvl w:val="0"/>
+          <w:numId w:val="2"/>
+        </w:numPr>
+        <w:spacing w:after="60" w:line="268"/>
+        <w:jc w:val="both"/>
+      </w:pPr>
+      <w:r>
+        <w:rPr>
+          <w:rFonts w:ascii="Tahoma" w:cs="Tahoma" w:eastAsia="Tahoma" w:hAnsi="Tahoma"/>
+          <w:sz w:val="20"/>
+          <w:szCs w:val="20"/>
+        </w:rPr>
+        <w:t xml:space="preserve">29 CFR 1926, Subpart L, Scaffolds</w:t>
+      </w:r>
+    </w:p>
+    <w:p>
+      <w:pPr>
+        <w:pStyle w:val="ListParagraph"/>
+        <w:numPr>
+          <w:ilvl w:val="0"/>
+          <w:numId w:val="2"/>
+        </w:numPr>
+        <w:spacing w:after="60" w:line="268"/>
+        <w:jc w:val="both"/>
+      </w:pPr>
+      <w:r>
+        <w:rPr>
+          <w:rFonts w:ascii="Tahoma" w:cs="Tahoma" w:eastAsia="Tahoma" w:hAnsi="Tahoma"/>
+          <w:sz w:val="20"/>
+          <w:szCs w:val="20"/>
+        </w:rPr>
+        <w:t xml:space="preserve">OSHA 3150, A Guide to Scaffold Use in the Construction Industry</w:t>
+      </w:r>
+    </w:p>
+    <w:p>
+      <w:pPr>
+        <w:pStyle w:val="ListParagraph"/>
+        <w:numPr>
+          <w:ilvl w:val="0"/>
+          <w:numId w:val="2"/>
+        </w:numPr>
+        <w:spacing w:after="60" w:line="268"/>
+        <w:jc w:val="both"/>
+      </w:pPr>
+      <w:r>
+        <w:rPr>
+          <w:rFonts w:ascii="Tahoma" w:cs="Tahoma" w:eastAsia="Tahoma" w:hAnsi="Tahoma"/>
+          <w:sz w:val="20"/>
+          <w:szCs w:val="20"/>
+        </w:rPr>
+        <w:t xml:space="preserve">BSEN-12810 &amp; BSEN-12811</w:t>
+      </w:r>
+    </w:p>
+    <w:p>
+      <w:pPr>
+        <w:pStyle w:val="Heading1"/>
+      </w:pPr>
+      <w:bookmarkStart w:id="9012" w:name="_DanToc9012"/>
       <w:r>
         <w:t xml:space="preserve">Revision History</w:t>
       </w:r>
-      <w:bookmarkEnd w:id="9016"/>
+      <w:bookmarkEnd w:id="9012"/>
     </w:p>
     <w:tbl>
       <w:tblPr>
@@ -3915,7 +5152,7 @@
         <w:sz w:val="14"/>
         <w:szCs w:val="14"/>
       </w:rPr>
-      <w:t xml:space="preserve">DAN HSE — Minimum Requirement</w:t>
+      <w:t xml:space="preserve">HSE Minimum Requirement — Scaffold Systems</w:t>
     </w:r>
     <w:r>
       <w:rPr>
